--- a/CÔNG TY TNHH MERCURY CONSULTANT/MERCURY_ThaydoiDiaChi/Mẫu số 12_DeNghiThayDoi.docx
+++ b/CÔNG TY TNHH MERCURY CONSULTANT/MERCURY_ThaydoiDiaChi/Mẫu số 12_DeNghiThayDoi.docx
@@ -66,7 +66,7 @@
                 <w:sz w:val="28"/>
                 <w:szCs w:val="28"/>
               </w:rPr>
-              <w:t>CÔNG TY TNHH CHÚNG KIỆT</w:t>
+              <w:t>CÔNG TY TNHH MERCURY CONSULTANT</w:t>
             </w:r>
           </w:p>
         </w:tc>
@@ -1025,7 +1025,7 @@
           <w:sz w:val="28"/>
           <w:szCs w:val="28"/>
         </w:rPr>
-        <w:t>CÔNG TY TNHH CHÚNG KIỆT</w:t>
+        <w:t>CÔNG TY TNHH MERCURY CONSULTANT</w:t>
       </w:r>
     </w:p>
     <w:p>
@@ -1056,7 +1056,7 @@
           <w:sz w:val="28"/>
           <w:szCs w:val="28"/>
         </w:rPr>
-        <w:t>3703184243</w:t>
+        <w:t>0316360601</w:t>
       </w:r>
     </w:p>
     <w:p>
@@ -1980,7 +1980,6 @@
           <w:sz w:val="28"/>
           <w:szCs w:val="28"/>
         </w:rPr>
-        <w:lastRenderedPageBreak/>
         <w:t>ĐĂNG KÝ THAY ĐỔI ĐỊA CHỈ TRỤ SỞ CHÍNH</w:t>
       </w:r>
       <w:r>
@@ -2051,7 +2050,7 @@
           <w:sz w:val="28"/>
           <w:szCs w:val="28"/>
         </w:rPr>
-        <w:t>Số 2/21A, Tổ 7, Đường Thuận Giao 17, Khu Phố Hòa Lân 2</w:t>
+        <w:t>Ô G16.27, Khu Suncasa, VSIP 2A</w:t>
       </w:r>
     </w:p>
     <w:p>
@@ -2078,7 +2077,7 @@
           <w:sz w:val="28"/>
           <w:szCs w:val="28"/>
         </w:rPr>
-        <w:t>Phường Thuận Giao</w:t>
+        <w:t>Phường Bình Dương</w:t>
       </w:r>
     </w:p>
     <w:p>
@@ -2140,8 +2139,10 @@
           <w:sz w:val="28"/>
           <w:szCs w:val="28"/>
         </w:rPr>
-        <w:t>0388557576</w:t>
-      </w:r>
+        <w:t>0393658999</w:t>
+      </w:r>
+      <w:bookmarkStart w:id="6" w:name="_GoBack"/>
+      <w:bookmarkEnd w:id="6"/>
       <w:r>
         <w:rPr>
           <w:rFonts w:ascii="Times New Roman" w:eastAsia="Calibri" w:hAnsi="Times New Roman" w:cs="Times New Roman"/>
@@ -2381,8 +2382,6 @@
         </w:rPr>
         <w:t xml:space="preserve"> </w:t>
       </w:r>
-      <w:bookmarkStart w:id="6" w:name="_GoBack"/>
-      <w:bookmarkEnd w:id="6"/>
       <w:r>
         <w:rPr>
           <w:rFonts w:ascii="Times New Roman" w:eastAsia="Calibri" w:hAnsi="Times New Roman" w:cs="Times New Roman"/>
@@ -3584,7 +3583,7 @@
           <w:p>
             <w:pPr>
               <w:spacing w:before="120" w:after="0" w:line="340" w:lineRule="exact"/>
-              <w:jc w:val="both"/>
+              <w:jc w:val="center"/>
               <w:rPr>
                 <w:rFonts w:ascii="Times New Roman" w:eastAsia="Calibri" w:hAnsi="Times New Roman" w:cs="Times New Roman"/>
                 <w:sz w:val="28"/>
@@ -3607,38 +3606,38 @@
           </w:tcPr>
           <w:p>
             <w:pPr>
-              <w:spacing w:after="0" w:line="240" w:lineRule="auto"/>
-              <w:rPr>
-                <w:rFonts w:ascii="Times New Roman" w:eastAsia="Times New Roman" w:hAnsi="Times New Roman" w:cs="Times New Roman"/>
-                <w:sz w:val="24"/>
-                <w:szCs w:val="24"/>
-              </w:rPr>
-            </w:pPr>
-            <w:r>
-              <w:rPr>
-                <w:rFonts w:ascii="Times New Roman" w:eastAsia="Times New Roman" w:hAnsi="Times New Roman" w:cs="Times New Roman"/>
-                <w:sz w:val="24"/>
-                <w:szCs w:val="24"/>
-              </w:rPr>
-              <w:t>Bán buôn kim loại và quặng kim loại</w:t>
-            </w:r>
-          </w:p>
-          <w:p>
-            <w:pPr>
-              <w:spacing w:after="0" w:line="240" w:lineRule="auto"/>
-              <w:rPr>
-                <w:rFonts w:ascii="Times New Roman" w:eastAsia="Calibri" w:hAnsi="Times New Roman" w:cs="Times New Roman"/>
-                <w:sz w:val="24"/>
-                <w:szCs w:val="24"/>
-              </w:rPr>
-            </w:pPr>
-            <w:r>
-              <w:rPr>
-                <w:rFonts w:ascii="Times New Roman" w:eastAsia="Calibri" w:hAnsi="Times New Roman" w:cs="Times New Roman"/>
-                <w:sz w:val="24"/>
-                <w:szCs w:val="24"/>
-              </w:rPr>
-              <w:t>Chi tiết: Bán buôn sắt, thép</w:t>
+              <w:spacing w:before="120" w:after="0" w:line="340" w:lineRule="exact"/>
+              <w:rPr>
+                <w:rFonts w:ascii="Times New Roman" w:eastAsia="Calibri" w:hAnsi="Times New Roman" w:cs="Times New Roman"/>
+                <w:sz w:val="28"/>
+                <w:szCs w:val="28"/>
+              </w:rPr>
+            </w:pPr>
+            <w:r>
+              <w:rPr>
+                <w:rFonts w:ascii="Times New Roman" w:eastAsia="Calibri" w:hAnsi="Times New Roman" w:cs="Times New Roman"/>
+                <w:sz w:val="28"/>
+                <w:szCs w:val="28"/>
+              </w:rPr>
+              <w:t>Bán buôn vật liệu, thiết bị lắp đặt khác trong xây dựng</w:t>
+            </w:r>
+          </w:p>
+          <w:p>
+            <w:pPr>
+              <w:spacing w:before="120" w:after="0" w:line="340" w:lineRule="exact"/>
+              <w:rPr>
+                <w:rFonts w:ascii="Times New Roman" w:eastAsia="Calibri" w:hAnsi="Times New Roman" w:cs="Times New Roman"/>
+                <w:sz w:val="28"/>
+                <w:szCs w:val="28"/>
+              </w:rPr>
+            </w:pPr>
+            <w:r>
+              <w:rPr>
+                <w:rFonts w:ascii="Times New Roman" w:eastAsia="Calibri" w:hAnsi="Times New Roman" w:cs="Times New Roman"/>
+                <w:sz w:val="28"/>
+                <w:szCs w:val="28"/>
+              </w:rPr>
+              <w:t>Chi tiết: Bán buôn các sản phẩm sơn, nguyên liệu, thiết bị ngành sơn (CPC 622)</w:t>
             </w:r>
           </w:p>
         </w:tc>
@@ -3649,20 +3648,20 @@
           <w:p>
             <w:pPr>
               <w:spacing w:before="120" w:after="0" w:line="340" w:lineRule="exact"/>
-              <w:jc w:val="both"/>
-              <w:rPr>
-                <w:rFonts w:ascii="Times New Roman" w:eastAsia="Calibri" w:hAnsi="Times New Roman" w:cs="Times New Roman"/>
-                <w:sz w:val="24"/>
-                <w:szCs w:val="24"/>
-              </w:rPr>
-            </w:pPr>
-            <w:r>
-              <w:rPr>
-                <w:rFonts w:ascii="Times New Roman" w:eastAsia="Calibri" w:hAnsi="Times New Roman" w:cs="Times New Roman"/>
-                <w:sz w:val="24"/>
-                <w:szCs w:val="24"/>
-              </w:rPr>
-              <w:t>4672</w:t>
+              <w:jc w:val="center"/>
+              <w:rPr>
+                <w:rFonts w:ascii="Times New Roman" w:eastAsia="Calibri" w:hAnsi="Times New Roman" w:cs="Times New Roman"/>
+                <w:sz w:val="28"/>
+                <w:szCs w:val="28"/>
+              </w:rPr>
+            </w:pPr>
+            <w:r>
+              <w:rPr>
+                <w:rFonts w:ascii="Times New Roman" w:eastAsia="Calibri" w:hAnsi="Times New Roman" w:cs="Times New Roman"/>
+                <w:sz w:val="28"/>
+                <w:szCs w:val="28"/>
+              </w:rPr>
+              <w:t>4673</w:t>
             </w:r>
           </w:p>
         </w:tc>
@@ -3673,11 +3672,12 @@
           <w:p>
             <w:pPr>
               <w:spacing w:before="120" w:after="0" w:line="340" w:lineRule="exact"/>
-              <w:jc w:val="both"/>
-              <w:rPr>
-                <w:rFonts w:ascii="Times New Roman" w:eastAsia="Calibri" w:hAnsi="Times New Roman" w:cs="Times New Roman"/>
-                <w:sz w:val="28"/>
-                <w:szCs w:val="28"/>
+              <w:jc w:val="center"/>
+              <w:rPr>
+                <w:rFonts w:ascii="Times New Roman" w:eastAsia="Times New Roman" w:hAnsi="Times New Roman" w:cs="Times New Roman"/>
+                <w:sz w:val="28"/>
+                <w:szCs w:val="28"/>
+                <w:lang w:eastAsia="zh-CN"/>
               </w:rPr>
             </w:pPr>
           </w:p>
@@ -3691,7 +3691,7 @@
           <w:p>
             <w:pPr>
               <w:spacing w:before="120" w:after="0" w:line="340" w:lineRule="exact"/>
-              <w:jc w:val="both"/>
+              <w:jc w:val="center"/>
               <w:rPr>
                 <w:rFonts w:ascii="Times New Roman" w:eastAsia="Calibri" w:hAnsi="Times New Roman" w:cs="Times New Roman"/>
                 <w:sz w:val="28"/>
@@ -3714,38 +3714,56 @@
           </w:tcPr>
           <w:p>
             <w:pPr>
-              <w:spacing w:after="0" w:line="240" w:lineRule="auto"/>
-              <w:rPr>
-                <w:rFonts w:ascii="Times New Roman" w:eastAsia="Times New Roman" w:hAnsi="Times New Roman" w:cs="Times New Roman"/>
-                <w:sz w:val="24"/>
-                <w:szCs w:val="24"/>
-              </w:rPr>
-            </w:pPr>
-            <w:r>
-              <w:rPr>
-                <w:rFonts w:ascii="Times New Roman" w:eastAsia="Times New Roman" w:hAnsi="Times New Roman" w:cs="Times New Roman"/>
-                <w:sz w:val="24"/>
-                <w:szCs w:val="24"/>
-              </w:rPr>
-              <w:t>Bán buôn vật liệu, thiết bị lắp đặt khác trong xây dựng</w:t>
-            </w:r>
-          </w:p>
-          <w:p>
-            <w:pPr>
-              <w:spacing w:after="0" w:line="240" w:lineRule="auto"/>
-              <w:rPr>
-                <w:rFonts w:ascii="Times New Roman" w:eastAsia="Times New Roman" w:hAnsi="Times New Roman" w:cs="Times New Roman"/>
-                <w:sz w:val="24"/>
-                <w:szCs w:val="24"/>
-              </w:rPr>
-            </w:pPr>
-            <w:r>
-              <w:rPr>
-                <w:rFonts w:ascii="Times New Roman" w:eastAsia="Times New Roman" w:hAnsi="Times New Roman" w:cs="Times New Roman"/>
-                <w:sz w:val="24"/>
-                <w:szCs w:val="24"/>
-              </w:rPr>
-              <w:t>Chi tiết: Bán buôn đồ ngũ kim .</w:t>
+              <w:spacing w:before="120" w:after="0" w:line="340" w:lineRule="exact"/>
+              <w:rPr>
+                <w:rFonts w:ascii="Times New Roman" w:eastAsia="Calibri" w:hAnsi="Times New Roman" w:cs="Times New Roman"/>
+                <w:sz w:val="28"/>
+                <w:szCs w:val="28"/>
+              </w:rPr>
+            </w:pPr>
+            <w:r>
+              <w:rPr>
+                <w:rFonts w:ascii="Times New Roman" w:eastAsia="Calibri" w:hAnsi="Times New Roman" w:cs="Times New Roman"/>
+                <w:sz w:val="28"/>
+                <w:szCs w:val="28"/>
+              </w:rPr>
+              <w:t>Bán lẻ tổng hợp khác</w:t>
+            </w:r>
+          </w:p>
+          <w:p>
+            <w:pPr>
+              <w:spacing w:before="120" w:after="0" w:line="340" w:lineRule="exact"/>
+              <w:rPr>
+                <w:rFonts w:ascii="Times New Roman" w:eastAsia="Calibri" w:hAnsi="Times New Roman" w:cs="Times New Roman"/>
+                <w:sz w:val="28"/>
+                <w:szCs w:val="28"/>
+              </w:rPr>
+            </w:pPr>
+            <w:r>
+              <w:rPr>
+                <w:rFonts w:ascii="Times New Roman" w:eastAsia="Calibri" w:hAnsi="Times New Roman" w:cs="Times New Roman"/>
+                <w:sz w:val="28"/>
+                <w:szCs w:val="28"/>
+              </w:rPr>
+              <w:t>Chi tiết: Thực hiện quyền phân phối bán lẻ các hàng hóa không thuộc danh mục hàng hóa không được phân phối theo quy định của pháp luật Việt Nam hoặc không thuộc diện hạn chế theo cam kết quốc tế trong các điều ước quốc tế mà Việt Nam là thành viên</w:t>
+            </w:r>
+          </w:p>
+          <w:p>
+            <w:pPr>
+              <w:spacing w:before="120" w:after="0" w:line="340" w:lineRule="exact"/>
+              <w:rPr>
+                <w:rFonts w:ascii="Times New Roman" w:eastAsia="Calibri" w:hAnsi="Times New Roman" w:cs="Times New Roman"/>
+                <w:sz w:val="28"/>
+                <w:szCs w:val="28"/>
+              </w:rPr>
+            </w:pPr>
+            <w:r>
+              <w:rPr>
+                <w:rFonts w:ascii="Times New Roman" w:eastAsia="Calibri" w:hAnsi="Times New Roman" w:cs="Times New Roman"/>
+                <w:sz w:val="28"/>
+                <w:szCs w:val="28"/>
+              </w:rPr>
+              <w:t>(CPC 632)</w:t>
             </w:r>
           </w:p>
         </w:tc>
@@ -3756,20 +3774,20 @@
           <w:p>
             <w:pPr>
               <w:spacing w:before="120" w:after="0" w:line="340" w:lineRule="exact"/>
-              <w:jc w:val="both"/>
-              <w:rPr>
-                <w:rFonts w:ascii="Times New Roman" w:eastAsia="Calibri" w:hAnsi="Times New Roman" w:cs="Times New Roman"/>
-                <w:sz w:val="24"/>
-                <w:szCs w:val="24"/>
-              </w:rPr>
-            </w:pPr>
-            <w:r>
-              <w:rPr>
-                <w:rFonts w:ascii="Times New Roman" w:eastAsia="Calibri" w:hAnsi="Times New Roman" w:cs="Times New Roman"/>
-                <w:sz w:val="24"/>
-                <w:szCs w:val="24"/>
-              </w:rPr>
-              <w:t>4673</w:t>
+              <w:jc w:val="center"/>
+              <w:rPr>
+                <w:rFonts w:ascii="Times New Roman" w:eastAsia="Calibri" w:hAnsi="Times New Roman" w:cs="Times New Roman"/>
+                <w:sz w:val="28"/>
+                <w:szCs w:val="28"/>
+              </w:rPr>
+            </w:pPr>
+            <w:r>
+              <w:rPr>
+                <w:rFonts w:ascii="Times New Roman" w:eastAsia="Calibri" w:hAnsi="Times New Roman" w:cs="Times New Roman"/>
+                <w:sz w:val="28"/>
+                <w:szCs w:val="28"/>
+              </w:rPr>
+              <w:t>4719</w:t>
             </w:r>
           </w:p>
         </w:tc>
@@ -3780,11 +3798,12 @@
           <w:p>
             <w:pPr>
               <w:spacing w:before="120" w:after="0" w:line="340" w:lineRule="exact"/>
-              <w:jc w:val="both"/>
-              <w:rPr>
-                <w:rFonts w:ascii="Times New Roman" w:eastAsia="Calibri" w:hAnsi="Times New Roman" w:cs="Times New Roman"/>
-                <w:sz w:val="28"/>
-                <w:szCs w:val="28"/>
+              <w:jc w:val="center"/>
+              <w:rPr>
+                <w:rFonts w:ascii="Times New Roman" w:eastAsia="Times New Roman" w:hAnsi="Times New Roman" w:cs="Times New Roman"/>
+                <w:sz w:val="28"/>
+                <w:szCs w:val="28"/>
+                <w:lang w:eastAsia="zh-CN"/>
               </w:rPr>
             </w:pPr>
           </w:p>
@@ -3798,7 +3817,7 @@
           <w:p>
             <w:pPr>
               <w:spacing w:before="120" w:after="0" w:line="340" w:lineRule="exact"/>
-              <w:jc w:val="both"/>
+              <w:jc w:val="center"/>
               <w:rPr>
                 <w:rFonts w:ascii="Times New Roman" w:eastAsia="Calibri" w:hAnsi="Times New Roman" w:cs="Times New Roman"/>
                 <w:sz w:val="28"/>
@@ -3821,38 +3840,38 @@
           </w:tcPr>
           <w:p>
             <w:pPr>
-              <w:spacing w:after="0" w:line="240" w:lineRule="auto"/>
-              <w:rPr>
-                <w:rFonts w:ascii="Times New Roman" w:eastAsia="Times New Roman" w:hAnsi="Times New Roman" w:cs="Times New Roman"/>
-                <w:sz w:val="24"/>
-                <w:szCs w:val="24"/>
-              </w:rPr>
-            </w:pPr>
-            <w:r>
-              <w:rPr>
-                <w:rFonts w:ascii="Times New Roman" w:eastAsia="Times New Roman" w:hAnsi="Times New Roman" w:cs="Times New Roman"/>
-                <w:sz w:val="24"/>
-                <w:szCs w:val="24"/>
+              <w:spacing w:before="120" w:after="0" w:line="340" w:lineRule="exact"/>
+              <w:rPr>
+                <w:rFonts w:ascii="Times New Roman" w:eastAsia="Calibri" w:hAnsi="Times New Roman" w:cs="Times New Roman"/>
+                <w:sz w:val="28"/>
+                <w:szCs w:val="28"/>
+              </w:rPr>
+            </w:pPr>
+            <w:r>
+              <w:rPr>
+                <w:rFonts w:ascii="Times New Roman" w:eastAsia="Calibri" w:hAnsi="Times New Roman" w:cs="Times New Roman"/>
+                <w:sz w:val="28"/>
+                <w:szCs w:val="28"/>
               </w:rPr>
               <w:t>Bán buôn chuyên doanh khác chưa được phân vào đâu</w:t>
             </w:r>
           </w:p>
           <w:p>
             <w:pPr>
-              <w:spacing w:after="0" w:line="240" w:lineRule="auto"/>
-              <w:rPr>
-                <w:rFonts w:ascii="Times New Roman" w:eastAsia="Times New Roman" w:hAnsi="Times New Roman" w:cs="Times New Roman"/>
-                <w:sz w:val="24"/>
-                <w:szCs w:val="24"/>
-              </w:rPr>
-            </w:pPr>
-            <w:r>
-              <w:rPr>
-                <w:rFonts w:ascii="Times New Roman" w:eastAsia="Times New Roman" w:hAnsi="Times New Roman" w:cs="Times New Roman"/>
-                <w:sz w:val="24"/>
-                <w:szCs w:val="24"/>
-              </w:rPr>
-              <w:t>Chi tiết: Bán buôn khuôn các loại.</w:t>
+              <w:spacing w:before="120" w:after="0" w:line="340" w:lineRule="exact"/>
+              <w:rPr>
+                <w:rFonts w:ascii="Times New Roman" w:eastAsia="Calibri" w:hAnsi="Times New Roman" w:cs="Times New Roman"/>
+                <w:sz w:val="28"/>
+                <w:szCs w:val="28"/>
+              </w:rPr>
+            </w:pPr>
+            <w:r>
+              <w:rPr>
+                <w:rFonts w:ascii="Times New Roman" w:eastAsia="Calibri" w:hAnsi="Times New Roman" w:cs="Times New Roman"/>
+                <w:sz w:val="28"/>
+                <w:szCs w:val="28"/>
+              </w:rPr>
+              <w:t>Chi tiết: Bán buôn hóa chất, dung môi, bột trám trét, các phụ gia, nguyên phụ liệu, máy móc, thiết bị dùng trong ngành sơn. (CPC 622)</w:t>
             </w:r>
           </w:p>
         </w:tc>
@@ -3863,18 +3882,18 @@
           <w:p>
             <w:pPr>
               <w:spacing w:before="120" w:after="0" w:line="340" w:lineRule="exact"/>
-              <w:jc w:val="both"/>
-              <w:rPr>
-                <w:rFonts w:ascii="Times New Roman" w:eastAsia="Calibri" w:hAnsi="Times New Roman" w:cs="Times New Roman"/>
-                <w:sz w:val="24"/>
-                <w:szCs w:val="24"/>
-              </w:rPr>
-            </w:pPr>
-            <w:r>
-              <w:rPr>
-                <w:rFonts w:ascii="Times New Roman" w:eastAsia="Calibri" w:hAnsi="Times New Roman" w:cs="Times New Roman"/>
-                <w:sz w:val="24"/>
-                <w:szCs w:val="24"/>
+              <w:jc w:val="center"/>
+              <w:rPr>
+                <w:rFonts w:ascii="Times New Roman" w:eastAsia="Calibri" w:hAnsi="Times New Roman" w:cs="Times New Roman"/>
+                <w:sz w:val="28"/>
+                <w:szCs w:val="28"/>
+              </w:rPr>
+            </w:pPr>
+            <w:r>
+              <w:rPr>
+                <w:rFonts w:ascii="Times New Roman" w:eastAsia="Calibri" w:hAnsi="Times New Roman" w:cs="Times New Roman"/>
+                <w:sz w:val="28"/>
+                <w:szCs w:val="28"/>
               </w:rPr>
               <w:t>4679</w:t>
             </w:r>
@@ -3887,207 +3906,12 @@
           <w:p>
             <w:pPr>
               <w:spacing w:before="120" w:after="0" w:line="340" w:lineRule="exact"/>
-              <w:jc w:val="both"/>
-              <w:rPr>
-                <w:rFonts w:ascii="Times New Roman" w:eastAsia="Calibri" w:hAnsi="Times New Roman" w:cs="Times New Roman"/>
-                <w:sz w:val="28"/>
-                <w:szCs w:val="28"/>
-              </w:rPr>
-            </w:pPr>
-          </w:p>
-        </w:tc>
-      </w:tr>
-      <w:tr>
-        <w:tc>
-          <w:tcPr>
-            <w:tcW w:w="810" w:type="dxa"/>
-          </w:tcPr>
-          <w:p>
-            <w:pPr>
-              <w:spacing w:before="120" w:after="0" w:line="340" w:lineRule="exact"/>
-              <w:jc w:val="both"/>
-              <w:rPr>
-                <w:rFonts w:ascii="Times New Roman" w:eastAsia="Calibri" w:hAnsi="Times New Roman" w:cs="Times New Roman"/>
-                <w:sz w:val="28"/>
-                <w:szCs w:val="28"/>
-              </w:rPr>
-            </w:pPr>
-            <w:r>
-              <w:rPr>
-                <w:rFonts w:ascii="Times New Roman" w:eastAsia="Calibri" w:hAnsi="Times New Roman" w:cs="Times New Roman"/>
-                <w:sz w:val="28"/>
-                <w:szCs w:val="28"/>
-              </w:rPr>
-              <w:t>4</w:t>
-            </w:r>
-          </w:p>
-        </w:tc>
-        <w:tc>
-          <w:tcPr>
-            <w:tcW w:w="4657" w:type="dxa"/>
-          </w:tcPr>
-          <w:p>
-            <w:pPr>
-              <w:spacing w:after="0" w:line="240" w:lineRule="auto"/>
-              <w:rPr>
-                <w:rFonts w:ascii="Times New Roman" w:eastAsia="Times New Roman" w:hAnsi="Times New Roman" w:cs="Times New Roman"/>
-                <w:sz w:val="24"/>
-                <w:szCs w:val="24"/>
-              </w:rPr>
-            </w:pPr>
-            <w:r>
-              <w:rPr>
-                <w:rFonts w:ascii="Times New Roman" w:eastAsia="Times New Roman" w:hAnsi="Times New Roman" w:cs="Times New Roman"/>
-                <w:sz w:val="24"/>
-                <w:szCs w:val="24"/>
-              </w:rPr>
-              <w:t>Lập trình máy tính khác</w:t>
-            </w:r>
-          </w:p>
-        </w:tc>
-        <w:tc>
-          <w:tcPr>
-            <w:tcW w:w="2046" w:type="dxa"/>
-          </w:tcPr>
-          <w:p>
-            <w:pPr>
-              <w:spacing w:before="120" w:after="0" w:line="340" w:lineRule="exact"/>
-              <w:jc w:val="both"/>
-              <w:rPr>
-                <w:rFonts w:ascii="Times New Roman" w:eastAsia="Calibri" w:hAnsi="Times New Roman" w:cs="Times New Roman"/>
-                <w:sz w:val="24"/>
-                <w:szCs w:val="24"/>
-              </w:rPr>
-            </w:pPr>
-            <w:r>
-              <w:rPr>
-                <w:rFonts w:ascii="Times New Roman" w:eastAsia="Calibri" w:hAnsi="Times New Roman" w:cs="Times New Roman"/>
-                <w:sz w:val="24"/>
-                <w:szCs w:val="24"/>
-              </w:rPr>
-              <w:t>6219</w:t>
-            </w:r>
-          </w:p>
-        </w:tc>
-        <w:tc>
-          <w:tcPr>
-            <w:tcW w:w="1701" w:type="dxa"/>
-          </w:tcPr>
-          <w:p>
-            <w:pPr>
-              <w:spacing w:before="120" w:after="0" w:line="340" w:lineRule="exact"/>
-              <w:jc w:val="both"/>
-              <w:rPr>
-                <w:rFonts w:ascii="Times New Roman" w:eastAsia="Calibri" w:hAnsi="Times New Roman" w:cs="Times New Roman"/>
-                <w:sz w:val="28"/>
-                <w:szCs w:val="28"/>
-              </w:rPr>
-            </w:pPr>
-          </w:p>
-        </w:tc>
-      </w:tr>
-      <w:tr>
-        <w:tc>
-          <w:tcPr>
-            <w:tcW w:w="810" w:type="dxa"/>
-          </w:tcPr>
-          <w:p>
-            <w:pPr>
-              <w:spacing w:before="120" w:after="0" w:line="340" w:lineRule="exact"/>
-              <w:jc w:val="both"/>
-              <w:rPr>
-                <w:rFonts w:ascii="Times New Roman" w:eastAsia="Calibri" w:hAnsi="Times New Roman" w:cs="Times New Roman"/>
-                <w:sz w:val="28"/>
-                <w:szCs w:val="28"/>
-              </w:rPr>
-            </w:pPr>
-            <w:r>
-              <w:rPr>
-                <w:rFonts w:ascii="Times New Roman" w:eastAsia="Calibri" w:hAnsi="Times New Roman" w:cs="Times New Roman"/>
-                <w:sz w:val="28"/>
-                <w:szCs w:val="28"/>
-              </w:rPr>
-              <w:t>5</w:t>
-            </w:r>
-          </w:p>
-        </w:tc>
-        <w:tc>
-          <w:tcPr>
-            <w:tcW w:w="4657" w:type="dxa"/>
-          </w:tcPr>
-          <w:p>
-            <w:pPr>
-              <w:spacing w:after="0" w:line="240" w:lineRule="auto"/>
-              <w:rPr>
-                <w:rFonts w:ascii="Times New Roman" w:eastAsia="Times New Roman" w:hAnsi="Times New Roman" w:cs="Times New Roman"/>
-                <w:sz w:val="24"/>
-                <w:szCs w:val="24"/>
-              </w:rPr>
-            </w:pPr>
-            <w:r>
-              <w:rPr>
-                <w:rFonts w:ascii="Times New Roman" w:eastAsia="Times New Roman" w:hAnsi="Times New Roman" w:cs="Times New Roman"/>
-                <w:sz w:val="24"/>
-                <w:szCs w:val="24"/>
-              </w:rPr>
-              <w:t>Xuất bản phần mềm khác</w:t>
-            </w:r>
-          </w:p>
-          <w:p>
-            <w:pPr>
-              <w:spacing w:after="0" w:line="240" w:lineRule="auto"/>
-              <w:rPr>
-                <w:rFonts w:ascii="Times New Roman" w:eastAsia="Times New Roman" w:hAnsi="Times New Roman" w:cs="Times New Roman"/>
-                <w:sz w:val="24"/>
-                <w:szCs w:val="24"/>
-              </w:rPr>
-            </w:pPr>
-            <w:r>
-              <w:rPr>
-                <w:rFonts w:ascii="Times New Roman" w:eastAsia="Times New Roman" w:hAnsi="Times New Roman" w:cs="Times New Roman"/>
-                <w:sz w:val="24"/>
-                <w:szCs w:val="24"/>
-              </w:rPr>
-              <w:t>Chi tiết : Lập trình phần mềm cắt CNC, phiên bản máy tính, tạo hình máy tính</w:t>
-            </w:r>
-          </w:p>
-        </w:tc>
-        <w:tc>
-          <w:tcPr>
-            <w:tcW w:w="2046" w:type="dxa"/>
-          </w:tcPr>
-          <w:p>
-            <w:pPr>
-              <w:spacing w:before="120" w:after="0" w:line="340" w:lineRule="exact"/>
-              <w:jc w:val="both"/>
-              <w:rPr>
-                <w:rFonts w:ascii="Times New Roman" w:eastAsia="Calibri" w:hAnsi="Times New Roman" w:cs="Times New Roman"/>
-                <w:sz w:val="24"/>
-                <w:szCs w:val="24"/>
-              </w:rPr>
-            </w:pPr>
-            <w:r>
-              <w:rPr>
-                <w:rFonts w:ascii="Times New Roman" w:eastAsia="Calibri" w:hAnsi="Times New Roman" w:cs="Times New Roman"/>
-                <w:sz w:val="24"/>
-                <w:szCs w:val="24"/>
-              </w:rPr>
-              <w:t>5829</w:t>
-            </w:r>
-          </w:p>
-        </w:tc>
-        <w:tc>
-          <w:tcPr>
-            <w:tcW w:w="1701" w:type="dxa"/>
-          </w:tcPr>
-          <w:p>
-            <w:pPr>
-              <w:spacing w:before="120" w:after="0" w:line="340" w:lineRule="exact"/>
-              <w:jc w:val="both"/>
-              <w:rPr>
-                <w:rFonts w:ascii="Times New Roman" w:eastAsia="Calibri" w:hAnsi="Times New Roman" w:cs="Times New Roman"/>
-                <w:sz w:val="28"/>
-                <w:szCs w:val="28"/>
+              <w:jc w:val="center"/>
+              <w:rPr>
+                <w:rFonts w:ascii="Times New Roman" w:eastAsia="Times New Roman" w:hAnsi="Times New Roman" w:cs="Times New Roman"/>
+                <w:sz w:val="28"/>
+                <w:szCs w:val="28"/>
+                <w:lang w:eastAsia="zh-CN"/>
               </w:rPr>
             </w:pPr>
           </w:p>
@@ -4378,7 +4202,7 @@
                 <w:sz w:val="24"/>
                 <w:szCs w:val="24"/>
               </w:rPr>
-              <w:t>Bán buôn kim loại và quặng kim loại</w:t>
+              <w:t>Bán buôn vật liệu, thiết bị lắp đặt khác trong xây dựng</w:t>
             </w:r>
           </w:p>
           <w:p>
@@ -4396,7 +4220,8 @@
                 <w:sz w:val="24"/>
                 <w:szCs w:val="24"/>
               </w:rPr>
-              <w:t>Chi tiết: Bán buôn sắt, thép</w:t>
+              <w:lastRenderedPageBreak/>
+              <w:t>Chi tiết: Bán buôn các sản phẩm sơn, nguyên liệu, thiết bị ngành sơn (CPC 622)</w:t>
             </w:r>
           </w:p>
         </w:tc>
@@ -4420,7 +4245,8 @@
                 <w:sz w:val="24"/>
                 <w:szCs w:val="24"/>
               </w:rPr>
-              <w:t>4662</w:t>
+              <w:lastRenderedPageBreak/>
+              <w:t>4663</w:t>
             </w:r>
           </w:p>
         </w:tc>
@@ -4485,7 +4311,7 @@
                 <w:sz w:val="24"/>
                 <w:szCs w:val="24"/>
               </w:rPr>
-              <w:t>Bán buôn vật liệu, thiết bị lắp đặt khác trong xây dựng</w:t>
+              <w:t>Bán buôn chuyên doanh khác chưa được phân vào đâu</w:t>
             </w:r>
           </w:p>
           <w:p>
@@ -4503,7 +4329,7 @@
                 <w:sz w:val="24"/>
                 <w:szCs w:val="24"/>
               </w:rPr>
-              <w:t>Chi tiết: Bán buôn đồ ngũ kim .</w:t>
+              <w:t>Chi tiết: Bán buôn hóa chất, dung môi, bột trám trét, các phụ gia, nguyên phụ liệu, máy móc, thiết bị dùng trong ngành sơn. (CPC 622)</w:t>
             </w:r>
           </w:p>
         </w:tc>
@@ -4527,7 +4353,7 @@
                 <w:sz w:val="24"/>
                 <w:szCs w:val="24"/>
               </w:rPr>
-              <w:t>4663</w:t>
+              <w:t>4669</w:t>
             </w:r>
           </w:p>
         </w:tc>
@@ -4592,7 +4418,7 @@
                 <w:sz w:val="24"/>
                 <w:szCs w:val="24"/>
               </w:rPr>
-              <w:t>Bán buôn chuyên doanh khác chưa được phân vào đâu</w:t>
+              <w:t>Bán lẻ thiết bị gia đình khác lưu động hoặc tại chợ</w:t>
             </w:r>
           </w:p>
           <w:p>
@@ -4610,7 +4436,25 @@
                 <w:sz w:val="24"/>
                 <w:szCs w:val="24"/>
               </w:rPr>
-              <w:t>Chi tiết: Bán buôn khuôn các loại.</w:t>
+              <w:t>Chi tiết: Thực hiện quyền phân phối bán lẻ các hàng hóa không thuộc danh mục hàng hóa không được phân phối theo quy định của pháp luật Việt Nam hoặc không thuộc diện hạn chế theo cam kết quốc tế trong các điều ước quốc tế mà Việt Nam là thành viên</w:t>
+            </w:r>
+          </w:p>
+          <w:p>
+            <w:pPr>
+              <w:spacing w:after="0" w:line="240" w:lineRule="auto"/>
+              <w:rPr>
+                <w:rFonts w:ascii="Times New Roman" w:eastAsia="Times New Roman" w:hAnsi="Times New Roman" w:cs="Times New Roman"/>
+                <w:sz w:val="24"/>
+                <w:szCs w:val="24"/>
+              </w:rPr>
+            </w:pPr>
+            <w:r>
+              <w:rPr>
+                <w:rFonts w:ascii="Times New Roman" w:eastAsia="Times New Roman" w:hAnsi="Times New Roman" w:cs="Times New Roman"/>
+                <w:sz w:val="24"/>
+                <w:szCs w:val="24"/>
+              </w:rPr>
+              <w:t>(CPC 632)</w:t>
             </w:r>
           </w:p>
         </w:tc>
@@ -4634,7 +4478,7 @@
                 <w:sz w:val="24"/>
                 <w:szCs w:val="24"/>
               </w:rPr>
-              <w:t>4669</w:t>
+              <w:t>4784</w:t>
             </w:r>
           </w:p>
         </w:tc>
@@ -4652,6 +4496,242 @@
                 <w:szCs w:val="28"/>
               </w:rPr>
             </w:pPr>
+          </w:p>
+        </w:tc>
+      </w:tr>
+    </w:tbl>
+    <w:p>
+      <w:pPr>
+        <w:spacing w:before="120" w:after="120" w:line="340" w:lineRule="exact"/>
+        <w:ind w:firstLine="720"/>
+        <w:jc w:val="both"/>
+        <w:rPr>
+          <w:rFonts w:ascii="Times New Roman" w:eastAsia="Calibri" w:hAnsi="Times New Roman" w:cs="Times New Roman"/>
+          <w:sz w:val="28"/>
+          <w:szCs w:val="28"/>
+        </w:rPr>
+      </w:pPr>
+    </w:p>
+    <w:p>
+      <w:pPr>
+        <w:spacing w:before="120" w:after="120" w:line="340" w:lineRule="exact"/>
+        <w:ind w:firstLine="720"/>
+        <w:jc w:val="both"/>
+        <w:rPr>
+          <w:rFonts w:ascii="Times New Roman" w:eastAsia="Calibri" w:hAnsi="Times New Roman" w:cs="Times New Roman"/>
+          <w:b/>
+          <w:sz w:val="28"/>
+          <w:szCs w:val="28"/>
+        </w:rPr>
+      </w:pPr>
+    </w:p>
+    <w:p>
+      <w:pPr>
+        <w:spacing w:before="120" w:after="120" w:line="340" w:lineRule="exact"/>
+        <w:ind w:firstLine="720"/>
+        <w:jc w:val="both"/>
+        <w:rPr>
+          <w:rFonts w:ascii="Times New Roman" w:eastAsia="Calibri" w:hAnsi="Times New Roman" w:cs="Times New Roman"/>
+          <w:sz w:val="28"/>
+          <w:szCs w:val="28"/>
+        </w:rPr>
+      </w:pPr>
+      <w:r>
+        <w:rPr>
+          <w:rFonts w:ascii="Times New Roman" w:eastAsia="Calibri" w:hAnsi="Times New Roman" w:cs="Times New Roman"/>
+          <w:b/>
+          <w:sz w:val="28"/>
+          <w:szCs w:val="28"/>
+        </w:rPr>
+        <w:t>3. Sửa đổi chi tiết ngành, nghề kinh doanh sau</w:t>
+      </w:r>
+      <w:r>
+        <w:rPr>
+          <w:rFonts w:ascii="Times New Roman" w:eastAsia="Calibri" w:hAnsi="Times New Roman" w:cs="Times New Roman"/>
+          <w:b/>
+          <w:i/>
+          <w:sz w:val="28"/>
+          <w:szCs w:val="28"/>
+        </w:rPr>
+        <w:t xml:space="preserve"> </w:t>
+      </w:r>
+      <w:r>
+        <w:rPr>
+          <w:rFonts w:ascii="Times New Roman" w:eastAsia="Calibri" w:hAnsi="Times New Roman" w:cs="Times New Roman"/>
+          <w:sz w:val="28"/>
+          <w:szCs w:val="28"/>
+        </w:rPr>
+        <w:t>(</w:t>
+      </w:r>
+      <w:r>
+        <w:rPr>
+          <w:rFonts w:ascii="Times New Roman" w:eastAsia="Calibri" w:hAnsi="Times New Roman" w:cs="Times New Roman"/>
+          <w:i/>
+          <w:sz w:val="28"/>
+          <w:szCs w:val="28"/>
+        </w:rPr>
+        <w:t>kê khai trong trường hợp doanh nghiệp thông báo thay đổi nội dung chi tiết của ngành, nghề kinh doanh đã đăng ký với cơ quan đăng ký kinh doanh</w:t>
+      </w:r>
+      <w:r>
+        <w:rPr>
+          <w:rFonts w:ascii="Times New Roman" w:eastAsia="Calibri" w:hAnsi="Times New Roman" w:cs="Times New Roman"/>
+          <w:sz w:val="28"/>
+          <w:szCs w:val="28"/>
+        </w:rPr>
+        <w:t>):</w:t>
+      </w:r>
+      <w:r>
+        <w:rPr>
+          <w:rFonts w:ascii="Times New Roman" w:eastAsia="Calibri" w:hAnsi="Times New Roman" w:cs="Times New Roman"/>
+          <w:sz w:val="28"/>
+          <w:szCs w:val="28"/>
+        </w:rPr>
+        <w:t xml:space="preserve"> </w:t>
+      </w:r>
+      <w:r>
+        <w:rPr>
+          <w:rFonts w:ascii="Times New Roman" w:eastAsia="Calibri" w:hAnsi="Times New Roman" w:cs="Times New Roman"/>
+          <w:sz w:val="28"/>
+          <w:szCs w:val="28"/>
+        </w:rPr>
+        <w:t xml:space="preserve"> </w:t>
+      </w:r>
+    </w:p>
+    <w:tbl>
+      <w:tblPr>
+        <w:tblW w:w="9214" w:type="dxa"/>
+        <w:tblInd w:w="108" w:type="dxa"/>
+        <w:tblBorders>
+          <w:top w:val="single" w:sz="4" w:space="0" w:color="000000"/>
+          <w:left w:val="single" w:sz="4" w:space="0" w:color="000000"/>
+          <w:bottom w:val="single" w:sz="4" w:space="0" w:color="000000"/>
+          <w:right w:val="single" w:sz="4" w:space="0" w:color="000000"/>
+          <w:insideH w:val="single" w:sz="4" w:space="0" w:color="000000"/>
+          <w:insideV w:val="single" w:sz="4" w:space="0" w:color="000000"/>
+        </w:tblBorders>
+        <w:tblLook w:val="04A0" w:firstRow="1" w:lastRow="0" w:firstColumn="1" w:lastColumn="0" w:noHBand="0" w:noVBand="1"/>
+      </w:tblPr>
+      <w:tblGrid>
+        <w:gridCol w:w="810"/>
+        <w:gridCol w:w="4657"/>
+        <w:gridCol w:w="2046"/>
+        <w:gridCol w:w="1701"/>
+      </w:tblGrid>
+      <w:tr>
+        <w:tc>
+          <w:tcPr>
+            <w:tcW w:w="810" w:type="dxa"/>
+          </w:tcPr>
+          <w:p>
+            <w:pPr>
+              <w:spacing w:before="120" w:after="0" w:line="340" w:lineRule="exact"/>
+              <w:jc w:val="center"/>
+              <w:rPr>
+                <w:rFonts w:ascii="Times New Roman" w:eastAsia="Calibri" w:hAnsi="Times New Roman" w:cs="Times New Roman"/>
+                <w:sz w:val="28"/>
+                <w:szCs w:val="28"/>
+              </w:rPr>
+            </w:pPr>
+            <w:r>
+              <w:rPr>
+                <w:rFonts w:ascii="Times New Roman" w:eastAsia="Calibri" w:hAnsi="Times New Roman" w:cs="Times New Roman"/>
+                <w:sz w:val="28"/>
+                <w:szCs w:val="28"/>
+              </w:rPr>
+              <w:t>STT</w:t>
+            </w:r>
+          </w:p>
+        </w:tc>
+        <w:tc>
+          <w:tcPr>
+            <w:tcW w:w="4657" w:type="dxa"/>
+          </w:tcPr>
+          <w:p>
+            <w:pPr>
+              <w:spacing w:before="120" w:after="0" w:line="340" w:lineRule="exact"/>
+              <w:jc w:val="center"/>
+              <w:rPr>
+                <w:rFonts w:ascii="Times New Roman" w:eastAsia="Calibri" w:hAnsi="Times New Roman" w:cs="Times New Roman"/>
+                <w:sz w:val="28"/>
+                <w:szCs w:val="28"/>
+              </w:rPr>
+            </w:pPr>
+            <w:r>
+              <w:rPr>
+                <w:rFonts w:ascii="Times New Roman" w:eastAsia="Calibri" w:hAnsi="Times New Roman" w:cs="Times New Roman"/>
+                <w:sz w:val="28"/>
+                <w:szCs w:val="28"/>
+              </w:rPr>
+              <w:t xml:space="preserve">Tên ngành, nghề kinh doanh </w:t>
+            </w:r>
+          </w:p>
+          <w:p>
+            <w:pPr>
+              <w:spacing w:before="120" w:after="0" w:line="340" w:lineRule="exact"/>
+              <w:jc w:val="center"/>
+              <w:rPr>
+                <w:rFonts w:ascii="Times New Roman" w:eastAsia="Calibri" w:hAnsi="Times New Roman" w:cs="Times New Roman"/>
+                <w:sz w:val="28"/>
+                <w:szCs w:val="28"/>
+              </w:rPr>
+            </w:pPr>
+            <w:r>
+              <w:rPr>
+                <w:rFonts w:ascii="Times New Roman" w:eastAsia="Calibri" w:hAnsi="Times New Roman" w:cs="Times New Roman"/>
+                <w:sz w:val="28"/>
+                <w:szCs w:val="28"/>
+              </w:rPr>
+              <w:t>được cập nhật</w:t>
+            </w:r>
+          </w:p>
+        </w:tc>
+        <w:tc>
+          <w:tcPr>
+            <w:tcW w:w="2046" w:type="dxa"/>
+          </w:tcPr>
+          <w:p>
+            <w:pPr>
+              <w:spacing w:before="120" w:after="0" w:line="340" w:lineRule="exact"/>
+              <w:jc w:val="center"/>
+              <w:rPr>
+                <w:rFonts w:ascii="Times New Roman" w:eastAsia="Calibri" w:hAnsi="Times New Roman" w:cs="Times New Roman"/>
+                <w:sz w:val="28"/>
+                <w:szCs w:val="28"/>
+              </w:rPr>
+            </w:pPr>
+            <w:r>
+              <w:rPr>
+                <w:rFonts w:ascii="Times New Roman" w:eastAsia="Calibri" w:hAnsi="Times New Roman" w:cs="Times New Roman"/>
+                <w:sz w:val="28"/>
+                <w:szCs w:val="28"/>
+              </w:rPr>
+              <w:t>Mã ngành</w:t>
+            </w:r>
+          </w:p>
+        </w:tc>
+        <w:tc>
+          <w:tcPr>
+            <w:tcW w:w="1701" w:type="dxa"/>
+          </w:tcPr>
+          <w:p>
+            <w:pPr>
+              <w:spacing w:before="120" w:after="0" w:line="340" w:lineRule="exact"/>
+              <w:jc w:val="center"/>
+              <w:rPr>
+                <w:rFonts w:ascii="Times New Roman" w:eastAsia="Calibri" w:hAnsi="Times New Roman" w:cs="Times New Roman"/>
+                <w:sz w:val="28"/>
+                <w:szCs w:val="28"/>
+              </w:rPr>
+            </w:pPr>
+            <w:r>
+              <w:rPr>
+                <w:rFonts w:ascii="Times New Roman" w:eastAsia="Times New Roman" w:hAnsi="Times New Roman" w:cs="Times New Roman"/>
+                <w:sz w:val="28"/>
+                <w:szCs w:val="28"/>
+                <w:lang w:eastAsia="zh-CN"/>
+              </w:rPr>
+              <w:t>Ngành, nghề kinh doanh chính</w:t>
+            </w:r>
           </w:p>
         </w:tc>
       </w:tr>
@@ -4676,7 +4756,7 @@
                 <w:sz w:val="28"/>
                 <w:szCs w:val="28"/>
               </w:rPr>
-              <w:t>4</w:t>
+              <w:t>1</w:t>
             </w:r>
           </w:p>
         </w:tc>
@@ -4699,7 +4779,133 @@
                 <w:sz w:val="24"/>
                 <w:szCs w:val="24"/>
               </w:rPr>
-              <w:t>Lập trình máy vi tính</w:t>
+              <w:t>Hoạt động tư vấn quản lý kinh doanh và hoạt động tư vấn quản lý khác</w:t>
+            </w:r>
+          </w:p>
+          <w:p>
+            <w:pPr>
+              <w:spacing w:after="0" w:line="240" w:lineRule="auto"/>
+              <w:rPr>
+                <w:rFonts w:ascii="Times New Roman" w:eastAsia="Calibri" w:hAnsi="Times New Roman" w:cs="Times New Roman"/>
+                <w:sz w:val="24"/>
+                <w:szCs w:val="24"/>
+              </w:rPr>
+            </w:pPr>
+            <w:r>
+              <w:rPr>
+                <w:rFonts w:ascii="Times New Roman" w:eastAsia="Calibri" w:hAnsi="Times New Roman" w:cs="Times New Roman"/>
+                <w:sz w:val="24"/>
+                <w:szCs w:val="24"/>
+              </w:rPr>
+              <w:t>Chi tiết: Dịch vụ tư vấn quản lý:</w:t>
+            </w:r>
+          </w:p>
+          <w:p>
+            <w:pPr>
+              <w:spacing w:after="0" w:line="240" w:lineRule="auto"/>
+              <w:rPr>
+                <w:rFonts w:ascii="Times New Roman" w:eastAsia="Calibri" w:hAnsi="Times New Roman" w:cs="Times New Roman"/>
+                <w:sz w:val="24"/>
+                <w:szCs w:val="24"/>
+              </w:rPr>
+            </w:pPr>
+            <w:r>
+              <w:rPr>
+                <w:rFonts w:ascii="Times New Roman" w:eastAsia="Calibri" w:hAnsi="Times New Roman" w:cs="Times New Roman"/>
+                <w:sz w:val="24"/>
+                <w:szCs w:val="24"/>
+              </w:rPr>
+              <w:t>+ Dịch vụ tư vấn quản lý chung;</w:t>
+            </w:r>
+          </w:p>
+          <w:p>
+            <w:pPr>
+              <w:spacing w:after="0" w:line="240" w:lineRule="auto"/>
+              <w:rPr>
+                <w:rFonts w:ascii="Times New Roman" w:eastAsia="Calibri" w:hAnsi="Times New Roman" w:cs="Times New Roman"/>
+                <w:sz w:val="24"/>
+                <w:szCs w:val="24"/>
+              </w:rPr>
+            </w:pPr>
+            <w:r>
+              <w:rPr>
+                <w:rFonts w:ascii="Times New Roman" w:eastAsia="Calibri" w:hAnsi="Times New Roman" w:cs="Times New Roman"/>
+                <w:sz w:val="24"/>
+                <w:szCs w:val="24"/>
+              </w:rPr>
+              <w:t>+ Dịch vụ tư vấn quản lý tài chính (trừ thuế kinh doanh);</w:t>
+            </w:r>
+          </w:p>
+          <w:p>
+            <w:pPr>
+              <w:spacing w:after="0" w:line="240" w:lineRule="auto"/>
+              <w:rPr>
+                <w:rFonts w:ascii="Times New Roman" w:eastAsia="Calibri" w:hAnsi="Times New Roman" w:cs="Times New Roman"/>
+                <w:sz w:val="24"/>
+                <w:szCs w:val="24"/>
+              </w:rPr>
+            </w:pPr>
+            <w:r>
+              <w:rPr>
+                <w:rFonts w:ascii="Times New Roman" w:eastAsia="Calibri" w:hAnsi="Times New Roman" w:cs="Times New Roman"/>
+                <w:sz w:val="24"/>
+                <w:szCs w:val="24"/>
+              </w:rPr>
+              <w:t>+ Dịch vụ tư vấn quản lý marketing;</w:t>
+            </w:r>
+          </w:p>
+          <w:p>
+            <w:pPr>
+              <w:spacing w:after="0" w:line="240" w:lineRule="auto"/>
+              <w:rPr>
+                <w:rFonts w:ascii="Times New Roman" w:eastAsia="Calibri" w:hAnsi="Times New Roman" w:cs="Times New Roman"/>
+                <w:sz w:val="24"/>
+                <w:szCs w:val="24"/>
+              </w:rPr>
+            </w:pPr>
+            <w:r>
+              <w:rPr>
+                <w:rFonts w:ascii="Times New Roman" w:eastAsia="Calibri" w:hAnsi="Times New Roman" w:cs="Times New Roman"/>
+                <w:sz w:val="24"/>
+                <w:szCs w:val="24"/>
+              </w:rPr>
+              <w:t>+ Dịch vụ tư vấn quản lý nguồn nhân lực;</w:t>
+            </w:r>
+          </w:p>
+          <w:p>
+            <w:pPr>
+              <w:spacing w:after="0" w:line="240" w:lineRule="auto"/>
+              <w:rPr>
+                <w:rFonts w:ascii="Times New Roman" w:eastAsia="Calibri" w:hAnsi="Times New Roman" w:cs="Times New Roman"/>
+                <w:sz w:val="24"/>
+                <w:szCs w:val="24"/>
+              </w:rPr>
+            </w:pPr>
+            <w:r>
+              <w:rPr>
+                <w:rFonts w:ascii="Times New Roman" w:eastAsia="Calibri" w:hAnsi="Times New Roman" w:cs="Times New Roman"/>
+                <w:sz w:val="24"/>
+                <w:szCs w:val="24"/>
+              </w:rPr>
+              <w:t>+ Dịch vụ tư vấn quản lý sản xuất;</w:t>
+            </w:r>
+          </w:p>
+          <w:p>
+            <w:pPr>
+              <w:spacing w:after="0" w:line="240" w:lineRule="auto"/>
+              <w:rPr>
+                <w:rFonts w:ascii="Times New Roman" w:eastAsia="Calibri" w:hAnsi="Times New Roman" w:cs="Times New Roman"/>
+                <w:sz w:val="24"/>
+                <w:szCs w:val="24"/>
+              </w:rPr>
+            </w:pPr>
+            <w:r>
+              <w:rPr>
+                <w:rFonts w:ascii="Times New Roman" w:eastAsia="Calibri" w:hAnsi="Times New Roman" w:cs="Times New Roman"/>
+                <w:sz w:val="24"/>
+                <w:szCs w:val="24"/>
+              </w:rPr>
+              <w:t>+ Dịch vụ quan hệ cộng đồng (CPC 865)</w:t>
             </w:r>
           </w:p>
         </w:tc>
@@ -4723,7 +4929,7 @@
                 <w:sz w:val="24"/>
                 <w:szCs w:val="24"/>
               </w:rPr>
-              <w:t>6201</w:t>
+              <w:t>7020</w:t>
             </w:r>
           </w:p>
         </w:tc>
@@ -4741,6 +4947,14 @@
                 <w:szCs w:val="28"/>
               </w:rPr>
             </w:pPr>
+            <w:r>
+              <w:rPr>
+                <w:rFonts w:ascii="Times New Roman" w:eastAsia="Calibri" w:hAnsi="Times New Roman" w:cs="Times New Roman"/>
+                <w:sz w:val="28"/>
+                <w:szCs w:val="28"/>
+              </w:rPr>
+              <w:t>X</w:t>
+            </w:r>
           </w:p>
         </w:tc>
       </w:tr>
@@ -4765,7 +4979,7 @@
                 <w:sz w:val="28"/>
                 <w:szCs w:val="28"/>
               </w:rPr>
-              <w:t>5</w:t>
+              <w:t>2</w:t>
             </w:r>
           </w:p>
         </w:tc>
@@ -4788,7 +5002,7 @@
                 <w:sz w:val="24"/>
                 <w:szCs w:val="24"/>
               </w:rPr>
-              <w:t>Xuất bản phần mềm</w:t>
+              <w:t>Bán lẻ đồ ngũ kim, sơn, kính, vật liệu và thiết bị lắp đặt khác trong xây dựng</w:t>
             </w:r>
           </w:p>
           <w:p>
@@ -4806,7 +5020,25 @@
                 <w:sz w:val="24"/>
                 <w:szCs w:val="24"/>
               </w:rPr>
-              <w:t>Chi tiết : Lập trình phần mềm cắt CNC, phiên bản máy tính, tạo hình máy tính</w:t>
+              <w:t>Chi tiết: Thực hiện quyền phân phối bán lẻ các hàng hóa không thuộc danh mục hàng hóa không được phân phối theo quy định của pháp luật Việt Nam hoặc không thuộc diện hạn chế theo cam kết quốc tế trong các điều ước quốc tế mà Việt Nam là thành viên</w:t>
+            </w:r>
+          </w:p>
+          <w:p>
+            <w:pPr>
+              <w:spacing w:after="0" w:line="240" w:lineRule="auto"/>
+              <w:rPr>
+                <w:rFonts w:ascii="Times New Roman" w:eastAsia="Times New Roman" w:hAnsi="Times New Roman" w:cs="Times New Roman"/>
+                <w:sz w:val="24"/>
+                <w:szCs w:val="24"/>
+              </w:rPr>
+            </w:pPr>
+            <w:r>
+              <w:rPr>
+                <w:rFonts w:ascii="Times New Roman" w:eastAsia="Times New Roman" w:hAnsi="Times New Roman" w:cs="Times New Roman"/>
+                <w:sz w:val="24"/>
+                <w:szCs w:val="24"/>
+              </w:rPr>
+              <w:t xml:space="preserve"> (CPC 632)</w:t>
             </w:r>
           </w:p>
         </w:tc>
@@ -4830,7 +5062,7 @@
                 <w:sz w:val="24"/>
                 <w:szCs w:val="24"/>
               </w:rPr>
-              <w:t>5820</w:t>
+              <w:t>4752</w:t>
             </w:r>
           </w:p>
         </w:tc>
@@ -4871,7 +5103,6 @@
         <w:jc w:val="both"/>
         <w:rPr>
           <w:rFonts w:ascii="Times New Roman" w:eastAsia="Calibri" w:hAnsi="Times New Roman" w:cs="Times New Roman"/>
-          <w:b/>
           <w:sz w:val="28"/>
           <w:szCs w:val="28"/>
         </w:rPr>
@@ -4884,70 +5115,25 @@
         <w:jc w:val="both"/>
         <w:rPr>
           <w:rFonts w:ascii="Times New Roman" w:eastAsia="Calibri" w:hAnsi="Times New Roman" w:cs="Times New Roman"/>
-          <w:sz w:val="28"/>
-          <w:szCs w:val="28"/>
-        </w:rPr>
-      </w:pPr>
-      <w:r>
-        <w:rPr>
-          <w:rFonts w:ascii="Times New Roman" w:eastAsia="Calibri" w:hAnsi="Times New Roman" w:cs="Times New Roman"/>
-          <w:b/>
-          <w:sz w:val="28"/>
-          <w:szCs w:val="28"/>
-        </w:rPr>
-        <w:lastRenderedPageBreak/>
-        <w:t>3. Sửa đổi chi tiết ngành, nghề kinh doanh sau</w:t>
-      </w:r>
-      <w:r>
-        <w:rPr>
-          <w:rFonts w:ascii="Times New Roman" w:eastAsia="Calibri" w:hAnsi="Times New Roman" w:cs="Times New Roman"/>
-          <w:b/>
-          <w:i/>
-          <w:sz w:val="28"/>
-          <w:szCs w:val="28"/>
+          <w:bCs/>
+          <w:sz w:val="28"/>
+        </w:rPr>
+      </w:pPr>
+      <w:r>
+        <w:rPr>
+          <w:rFonts w:ascii="Times New Roman" w:eastAsia="Calibri" w:hAnsi="Times New Roman" w:cs="Times New Roman"/>
+          <w:sz w:val="20"/>
+          <w:szCs w:val="20"/>
         </w:rPr>
         <w:t xml:space="preserve"> </w:t>
       </w:r>
       <w:r>
         <w:rPr>
           <w:rFonts w:ascii="Times New Roman" w:eastAsia="Calibri" w:hAnsi="Times New Roman" w:cs="Times New Roman"/>
-          <w:sz w:val="28"/>
-          <w:szCs w:val="28"/>
-        </w:rPr>
-        <w:t>(</w:t>
-      </w:r>
-      <w:r>
-        <w:rPr>
-          <w:rFonts w:ascii="Times New Roman" w:eastAsia="Calibri" w:hAnsi="Times New Roman" w:cs="Times New Roman"/>
-          <w:i/>
-          <w:sz w:val="28"/>
-          <w:szCs w:val="28"/>
-        </w:rPr>
-        <w:t>kê khai trong trường hợp doanh nghiệp thông báo thay đổi nội dung chi tiết của ngành, nghề kinh doanh đã đăng ký với cơ quan đăng ký kinh doanh</w:t>
-      </w:r>
-      <w:r>
-        <w:rPr>
-          <w:rFonts w:ascii="Times New Roman" w:eastAsia="Calibri" w:hAnsi="Times New Roman" w:cs="Times New Roman"/>
-          <w:sz w:val="28"/>
-          <w:szCs w:val="28"/>
-        </w:rPr>
-        <w:t>):</w:t>
-      </w:r>
-      <w:r>
-        <w:rPr>
-          <w:rFonts w:ascii="Times New Roman" w:eastAsia="Calibri" w:hAnsi="Times New Roman" w:cs="Times New Roman"/>
-          <w:sz w:val="28"/>
-          <w:szCs w:val="28"/>
-        </w:rPr>
-        <w:t xml:space="preserve"> </w:t>
-      </w:r>
-      <w:r>
-        <w:rPr>
-          <w:rFonts w:ascii="Times New Roman" w:eastAsia="Calibri" w:hAnsi="Times New Roman" w:cs="Times New Roman"/>
-          <w:sz w:val="28"/>
-          <w:szCs w:val="28"/>
-        </w:rPr>
-        <w:t>Không có</w:t>
+          <w:bCs/>
+          <w:sz w:val="28"/>
+        </w:rPr>
+        <w:t>Doanh nghiệp cam kết đáp ứng điều kiện tiếp cận thị trường đối với các ngành nghề thuộc Danh mục ngành, nghề hạn chế tiếp cận thị trường đối với nhà đầu tư nước ngoài theo quy định của pháp luật về đầu tư.</w:t>
       </w:r>
     </w:p>
     <w:p>
@@ -4958,46 +5144,6 @@
         <w:rPr>
           <w:rFonts w:ascii="Times New Roman" w:eastAsia="Calibri" w:hAnsi="Times New Roman" w:cs="Times New Roman"/>
           <w:sz w:val="28"/>
-          <w:szCs w:val="28"/>
-        </w:rPr>
-      </w:pPr>
-    </w:p>
-    <w:p>
-      <w:pPr>
-        <w:spacing w:before="120" w:after="120" w:line="340" w:lineRule="exact"/>
-        <w:ind w:firstLine="720"/>
-        <w:jc w:val="both"/>
-        <w:rPr>
-          <w:rFonts w:ascii="Times New Roman" w:eastAsia="Calibri" w:hAnsi="Times New Roman" w:cs="Times New Roman"/>
-          <w:bCs/>
-          <w:sz w:val="28"/>
-        </w:rPr>
-      </w:pPr>
-      <w:r>
-        <w:rPr>
-          <w:rFonts w:ascii="Times New Roman" w:eastAsia="Calibri" w:hAnsi="Times New Roman" w:cs="Times New Roman"/>
-          <w:sz w:val="20"/>
-          <w:szCs w:val="20"/>
-        </w:rPr>
-        <w:t xml:space="preserve"> </w:t>
-      </w:r>
-      <w:r>
-        <w:rPr>
-          <w:rFonts w:ascii="Times New Roman" w:eastAsia="Calibri" w:hAnsi="Times New Roman" w:cs="Times New Roman"/>
-          <w:bCs/>
-          <w:sz w:val="28"/>
-        </w:rPr>
-        <w:t>Doanh nghiệp cam kết đáp ứng điều kiện tiếp cận thị trường đối với các ngành nghề thuộc Danh mục ngành, nghề hạn chế tiếp cận thị trường đối với nhà đầu tư nước ngoài theo quy định của pháp luật về đầu tư.</w:t>
-      </w:r>
-    </w:p>
-    <w:p>
-      <w:pPr>
-        <w:spacing w:before="120" w:after="120" w:line="340" w:lineRule="exact"/>
-        <w:ind w:firstLine="720"/>
-        <w:jc w:val="both"/>
-        <w:rPr>
-          <w:rFonts w:ascii="Times New Roman" w:eastAsia="Calibri" w:hAnsi="Times New Roman" w:cs="Times New Roman"/>
-          <w:sz w:val="28"/>
         </w:rPr>
       </w:pPr>
       <w:r>
@@ -5006,6 +5152,7 @@
           <w:b/>
           <w:sz w:val="28"/>
         </w:rPr>
+        <w:lastRenderedPageBreak/>
         <w:t>Lưu ý:</w:t>
       </w:r>
       <w:r>
@@ -5586,7 +5733,7 @@
           <w:szCs w:val="32"/>
           <w:lang w:eastAsia="x-none"/>
         </w:rPr>
-        <w:t xml:space="preserve">Cập nhật địa chỉ bà </w:t>
+        <w:t xml:space="preserve">Cập nhật địa chỉ </w:t>
       </w:r>
       <w:r>
         <w:rPr>
@@ -5597,7 +5744,7 @@
           <w:szCs w:val="32"/>
           <w:lang w:eastAsia="x-none"/>
         </w:rPr>
-        <w:t>LÊ THỊ LIÊN</w:t>
+        <w:t>ông/</w:t>
       </w:r>
       <w:r>
         <w:rPr>
@@ -5608,7 +5755,7 @@
           <w:szCs w:val="32"/>
           <w:lang w:eastAsia="x-none"/>
         </w:rPr>
-        <w:t xml:space="preserve"> do sáp nhập tỉnh thành: </w:t>
+        <w:t xml:space="preserve">bà </w:t>
       </w:r>
       <w:r>
         <w:rPr>
@@ -5619,7 +5766,51 @@
           <w:szCs w:val="32"/>
           <w:lang w:eastAsia="x-none"/>
         </w:rPr>
-        <w:t>Tổ 7A, Khu Phố 4, Xã Bắc Tân Uyên, Thành phố Hồ Chí Minh, Việt Nam</w:t>
+        <w:t>LIU, YU-TIEN</w:t>
+      </w:r>
+      <w:r>
+        <w:rPr>
+          <w:rFonts w:ascii="Times New Roman" w:eastAsia="Calibri" w:hAnsi="Times New Roman" w:cs="Times New Roman"/>
+          <w:bCs/>
+          <w:kern w:val="28"/>
+          <w:sz w:val="28"/>
+          <w:szCs w:val="32"/>
+          <w:lang w:eastAsia="x-none"/>
+        </w:rPr>
+        <w:t xml:space="preserve"> do sáp nhập tỉnh thành: </w:t>
+      </w:r>
+      <w:r>
+        <w:rPr>
+          <w:rFonts w:ascii="Times New Roman" w:eastAsia="Calibri" w:hAnsi="Times New Roman" w:cs="Times New Roman"/>
+          <w:bCs/>
+          <w:kern w:val="28"/>
+          <w:sz w:val="28"/>
+          <w:szCs w:val="32"/>
+          <w:lang w:eastAsia="x-none"/>
+        </w:rPr>
+        <w:t>Thửa đất số 935, tờ bản đồ số 6, Phường Bình Dương</w:t>
+      </w:r>
+      <w:r>
+        <w:rPr>
+          <w:rFonts w:ascii="Times New Roman" w:eastAsia="Calibri" w:hAnsi="Times New Roman" w:cs="Times New Roman"/>
+          <w:bCs/>
+          <w:kern w:val="28"/>
+          <w:sz w:val="28"/>
+          <w:szCs w:val="32"/>
+          <w:lang w:eastAsia="x-none"/>
+        </w:rPr>
+        <w:t>, thành phố Hồ Chí Minh</w:t>
+      </w:r>
+      <w:r>
+        <w:rPr>
+          <w:rFonts w:ascii="Times New Roman" w:eastAsia="Calibri" w:hAnsi="Times New Roman" w:cs="Times New Roman"/>
+          <w:bCs/>
+          <w:kern w:val="28"/>
+          <w:sz w:val="28"/>
+          <w:szCs w:val="32"/>
+          <w:lang w:eastAsia="x-none"/>
+        </w:rPr>
+        <w:t>, Việt Nam</w:t>
       </w:r>
     </w:p>
     <w:p>
@@ -6479,6 +6670,9 @@
         <w:tab/>
       </w:r>
       <w:r>
+        <w:t xml:space="preserve">          </w:t>
+      </w:r>
+      <w:r>
         <w:rPr>
           <w:rFonts w:ascii="Times New Roman" w:eastAsia="Times New Roman" w:hAnsi="Times New Roman"/>
           <w:b/>
@@ -6487,7 +6681,7 @@
           <w:sz w:val="26"/>
           <w:szCs w:val="26"/>
         </w:rPr>
-        <w:t>LÊ THỊ LIÊN</w:t>
+        <w:t>LIU, YU-TIEN</w:t>
       </w:r>
     </w:p>
     <w:sectPr>

--- a/CÔNG TY TNHH MERCURY CONSULTANT/MERCURY_ThaydoiDiaChi/Mẫu số 12_DeNghiThayDoi.docx
+++ b/CÔNG TY TNHH MERCURY CONSULTANT/MERCURY_ThaydoiDiaChi/Mẫu số 12_DeNghiThayDoi.docx
@@ -1,6 +1,6 @@
 
 <file path=word/document.xml><?xml version="1.0" encoding="utf-8"?>
-<w:document xmlns:wpc="http://schemas.microsoft.com/office/word/2010/wordprocessingCanvas" xmlns:cx="http://schemas.microsoft.com/office/drawing/2014/chartex" xmlns:cx1="http://schemas.microsoft.com/office/drawing/2015/9/8/chartex" xmlns:mc="http://schemas.openxmlformats.org/markup-compatibility/2006" xmlns:o="urn:schemas-microsoft-com:office:office" xmlns:r="http://schemas.openxmlformats.org/officeDocument/2006/relationships" xmlns:m="http://schemas.openxmlformats.org/officeDocument/2006/math" xmlns:v="urn:schemas-microsoft-com:vml" xmlns:wp14="http://schemas.microsoft.com/office/word/2010/wordprocessingDrawing" xmlns:wp="http://schemas.openxmlformats.org/drawingml/2006/wordprocessingDrawing" xmlns:w10="urn:schemas-microsoft-com:office:word" xmlns:w="http://schemas.openxmlformats.org/wordprocessingml/2006/main" xmlns:w14="http://schemas.microsoft.com/office/word/2010/wordml" xmlns:w15="http://schemas.microsoft.com/office/word/2012/wordml" xmlns:w16se="http://schemas.microsoft.com/office/word/2015/wordml/symex" xmlns:wpg="http://schemas.microsoft.com/office/word/2010/wordprocessingGroup" xmlns:wpi="http://schemas.microsoft.com/office/word/2010/wordprocessingInk" xmlns:wne="http://schemas.microsoft.com/office/word/2006/wordml" xmlns:wps="http://schemas.microsoft.com/office/word/2010/wordprocessingShape" mc:Ignorable="w14 w15 w16se wp14">
+<w:document xmlns:wpc="http://schemas.microsoft.com/office/word/2010/wordprocessingCanvas" xmlns:cx="http://schemas.microsoft.com/office/drawing/2014/chartex" xmlns:cx1="http://schemas.microsoft.com/office/drawing/2015/9/8/chartex" xmlns:cx2="http://schemas.microsoft.com/office/drawing/2015/10/21/chartex" xmlns:cx3="http://schemas.microsoft.com/office/drawing/2016/5/9/chartex" xmlns:cx4="http://schemas.microsoft.com/office/drawing/2016/5/10/chartex" xmlns:cx5="http://schemas.microsoft.com/office/drawing/2016/5/11/chartex" xmlns:cx6="http://schemas.microsoft.com/office/drawing/2016/5/12/chartex" xmlns:cx7="http://schemas.microsoft.com/office/drawing/2016/5/13/chartex" xmlns:cx8="http://schemas.microsoft.com/office/drawing/2016/5/14/chartex" xmlns:mc="http://schemas.openxmlformats.org/markup-compatibility/2006" xmlns:aink="http://schemas.microsoft.com/office/drawing/2016/ink" xmlns:am3d="http://schemas.microsoft.com/office/drawing/2017/model3d" xmlns:o="urn:schemas-microsoft-com:office:office" xmlns:oel="http://schemas.microsoft.com/office/2019/extlst" xmlns:r="http://schemas.openxmlformats.org/officeDocument/2006/relationships" xmlns:m="http://schemas.openxmlformats.org/officeDocument/2006/math" xmlns:v="urn:schemas-microsoft-com:vml" xmlns:wp14="http://schemas.microsoft.com/office/word/2010/wordprocessingDrawing" xmlns:wp="http://schemas.openxmlformats.org/drawingml/2006/wordprocessingDrawing" xmlns:w10="urn:schemas-microsoft-com:office:word" xmlns:w="http://schemas.openxmlformats.org/wordprocessingml/2006/main" xmlns:w14="http://schemas.microsoft.com/office/word/2010/wordml" xmlns:w15="http://schemas.microsoft.com/office/word/2012/wordml" xmlns:w16cex="http://schemas.microsoft.com/office/word/2018/wordml/cex" xmlns:w16cid="http://schemas.microsoft.com/office/word/2016/wordml/cid" xmlns:w16="http://schemas.microsoft.com/office/word/2018/wordml" xmlns:w16du="http://schemas.microsoft.com/office/word/2023/wordml/word16du" xmlns:w16sdtdh="http://schemas.microsoft.com/office/word/2020/wordml/sdtdatahash" xmlns:w16sdtfl="http://schemas.microsoft.com/office/word/2024/wordml/sdtformatlock" xmlns:w16se="http://schemas.microsoft.com/office/word/2015/wordml/symex" xmlns:wpg="http://schemas.microsoft.com/office/word/2010/wordprocessingGroup" xmlns:wpi="http://schemas.microsoft.com/office/word/2010/wordprocessingInk" xmlns:wne="http://schemas.microsoft.com/office/word/2006/wordml" xmlns:wps="http://schemas.microsoft.com/office/word/2010/wordprocessingShape" mc:Ignorable="w14 w15 w16se w16cid w16 w16cex w16sdtdh w16sdtfl w16du wp14">
   <w:body>
     <w:p>
       <w:pPr>
@@ -116,7 +116,7 @@
               <mc:AlternateContent>
                 <mc:Choice Requires="wps">
                   <w:drawing>
-                    <wp:anchor distT="4294967295" distB="4294967295" distL="114300" distR="114300" simplePos="0" relativeHeight="251682816" behindDoc="0" locked="0" layoutInCell="1" allowOverlap="1" wp14:anchorId="48A69022" wp14:editId="38F43A40">
+                    <wp:anchor distT="4294967295" distB="4294967295" distL="114300" distR="114300" simplePos="0" relativeHeight="251682816" behindDoc="0" locked="0" layoutInCell="1" allowOverlap="1" wp14:anchorId="534C24F1" wp14:editId="2B320E77">
                       <wp:simplePos x="0" y="0"/>
                       <wp:positionH relativeFrom="margin">
                         <wp:align>center</wp:align>
@@ -279,7 +279,7 @@
                 <w:sz w:val="26"/>
                 <w:szCs w:val="26"/>
               </w:rPr>
-              <w:t>14</w:t>
+              <w:t>4</w:t>
             </w:r>
             <w:r>
               <w:rPr>
@@ -306,7 +306,7 @@
                 <w:sz w:val="26"/>
                 <w:szCs w:val="26"/>
               </w:rPr>
-              <w:t>5</w:t>
+              <w:t>6</w:t>
             </w:r>
             <w:r>
               <w:rPr>
@@ -366,7 +366,7 @@
         <mc:AlternateContent>
           <mc:Choice Requires="wps">
             <w:drawing>
-              <wp:anchor distT="0" distB="0" distL="114300" distR="114300" simplePos="0" relativeHeight="251683840" behindDoc="0" locked="0" layoutInCell="1" allowOverlap="1" wp14:anchorId="0C6B712F" wp14:editId="10E1D9F0">
+              <wp:anchor distT="0" distB="0" distL="114300" distR="114300" simplePos="0" relativeHeight="251683840" behindDoc="0" locked="0" layoutInCell="1" allowOverlap="1" wp14:anchorId="3A61BEB4" wp14:editId="52DDC034">
                 <wp:simplePos x="0" y="0"/>
                 <wp:positionH relativeFrom="margin">
                   <wp:align>center</wp:align>
@@ -1244,7 +1244,7 @@
         <mc:AlternateContent>
           <mc:Choice Requires="wps">
             <w:drawing>
-              <wp:anchor distT="0" distB="0" distL="114300" distR="114300" simplePos="0" relativeHeight="251665408" behindDoc="0" locked="0" layoutInCell="1" allowOverlap="1" wp14:anchorId="43729910" wp14:editId="1E66E297">
+              <wp:anchor distT="0" distB="0" distL="114300" distR="114300" simplePos="0" relativeHeight="251665408" behindDoc="0" locked="0" layoutInCell="1" allowOverlap="1" wp14:anchorId="2023694D" wp14:editId="098B83B8">
                 <wp:simplePos x="0" y="0"/>
                 <wp:positionH relativeFrom="column">
                   <wp:posOffset>5064760</wp:posOffset>
@@ -1319,7 +1319,7 @@
         <mc:AlternateContent>
           <mc:Choice Requires="wps">
             <w:drawing>
-              <wp:anchor distT="0" distB="0" distL="114300" distR="114300" simplePos="0" relativeHeight="251666432" behindDoc="0" locked="0" layoutInCell="1" allowOverlap="1" wp14:anchorId="6C0F8448" wp14:editId="2A52BEA9">
+              <wp:anchor distT="0" distB="0" distL="114300" distR="114300" simplePos="0" relativeHeight="251666432" behindDoc="0" locked="0" layoutInCell="1" allowOverlap="1" wp14:anchorId="4848EE07" wp14:editId="30E0679F">
                 <wp:simplePos x="0" y="0"/>
                 <wp:positionH relativeFrom="column">
                   <wp:posOffset>5064760</wp:posOffset>
@@ -1434,7 +1434,6 @@
         <w:tc>
           <w:tcPr>
             <w:tcW w:w="6662" w:type="dxa"/>
-            <w:shd w:val="clear" w:color="auto" w:fill="auto"/>
           </w:tcPr>
           <w:p>
             <w:pPr>
@@ -1460,7 +1459,6 @@
         <w:tc>
           <w:tcPr>
             <w:tcW w:w="2127" w:type="dxa"/>
-            <w:shd w:val="clear" w:color="auto" w:fill="auto"/>
           </w:tcPr>
           <w:p>
             <w:pPr>
@@ -1481,7 +1479,6 @@
         <w:tc>
           <w:tcPr>
             <w:tcW w:w="6662" w:type="dxa"/>
-            <w:shd w:val="clear" w:color="auto" w:fill="auto"/>
           </w:tcPr>
           <w:p>
             <w:pPr>
@@ -1507,7 +1504,6 @@
         <w:tc>
           <w:tcPr>
             <w:tcW w:w="2127" w:type="dxa"/>
-            <w:shd w:val="clear" w:color="auto" w:fill="auto"/>
           </w:tcPr>
           <w:p>
             <w:pPr>
@@ -1739,7 +1735,7 @@
         <mc:AlternateContent>
           <mc:Choice Requires="wpg">
             <w:drawing>
-              <wp:anchor distT="0" distB="0" distL="114300" distR="114300" simplePos="0" relativeHeight="251676672" behindDoc="0" locked="0" layoutInCell="1" allowOverlap="1" wp14:anchorId="436920A7" wp14:editId="3316768B">
+              <wp:anchor distT="0" distB="0" distL="114300" distR="114300" simplePos="0" relativeHeight="251676672" behindDoc="0" locked="0" layoutInCell="1" allowOverlap="1" wp14:anchorId="2BF419E0" wp14:editId="4E917B6B">
                 <wp:simplePos x="0" y="0"/>
                 <wp:positionH relativeFrom="column">
                   <wp:posOffset>872490</wp:posOffset>
@@ -1850,7 +1846,7 @@
           </mc:Choice>
           <mc:Fallback>
             <w:pict>
-              <v:group w14:anchorId="436920A7" id="Group 1" o:spid="_x0000_s1026" style="position:absolute;left:0;text-align:left;margin-left:68.7pt;margin-top:47.7pt;width:128.25pt;height:26.25pt;z-index:251676672;mso-width-relative:margin;mso-height-relative:margin" coordsize="14332,1771" o:gfxdata="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">
+              <v:group w14:anchorId="2BF419E0" id="Group 1" o:spid="_x0000_s1026" style="position:absolute;left:0;text-align:left;margin-left:68.7pt;margin-top:47.7pt;width:128.25pt;height:26.25pt;z-index:251676672;mso-width-relative:margin;mso-height-relative:margin" coordsize="14332,1771" o:gfxdata="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">
                 <v:shapetype id="_x0000_t202" coordsize="21600,21600" o:spt="202" path="m,l,21600r21600,l21600,xe">
                   <v:stroke joinstyle="miter"/>
                   <v:path gradientshapeok="t" o:connecttype="rect"/>
@@ -2050,7 +2046,7 @@
           <w:sz w:val="28"/>
           <w:szCs w:val="28"/>
         </w:rPr>
-        <w:t>Ô G16.27, Khu Suncasa, VSIP 2A</w:t>
+        <w:t>Ô G16.27, Khu Suncasa, VSIP 2A, đường K1A, khu phố 1</w:t>
       </w:r>
     </w:p>
     <w:p>
@@ -2141,8 +2137,6 @@
         </w:rPr>
         <w:t>0393658999</w:t>
       </w:r>
-      <w:bookmarkStart w:id="6" w:name="_GoBack"/>
-      <w:bookmarkEnd w:id="6"/>
       <w:r>
         <w:rPr>
           <w:rFonts w:ascii="Times New Roman" w:eastAsia="Calibri" w:hAnsi="Times New Roman" w:cs="Times New Roman"/>
@@ -2232,7 +2226,7 @@
         <mc:AlternateContent>
           <mc:Choice Requires="wps">
             <w:drawing>
-              <wp:anchor distT="0" distB="0" distL="114300" distR="114300" simplePos="0" relativeHeight="251685888" behindDoc="0" locked="0" layoutInCell="1" allowOverlap="1" wp14:anchorId="7776CAE0" wp14:editId="2351E425">
+              <wp:anchor distT="0" distB="0" distL="114300" distR="114300" simplePos="0" relativeHeight="251685888" behindDoc="0" locked="0" layoutInCell="1" allowOverlap="1" wp14:anchorId="3E3897EE" wp14:editId="1C295A0F">
                 <wp:simplePos x="0" y="0"/>
                 <wp:positionH relativeFrom="column">
                   <wp:posOffset>43815</wp:posOffset>
@@ -2302,7 +2296,7 @@
           </mc:Choice>
           <mc:Fallback>
             <w:pict>
-              <v:rect w14:anchorId="7776CAE0" id="Rectangle 522" o:spid="_x0000_s1029" style="position:absolute;left:0;text-align:left;margin-left:3.45pt;margin-top:17.9pt;width:21.15pt;height:19pt;z-index:251685888;visibility:visible;mso-wrap-style:square;mso-width-percent:0;mso-height-percent:0;mso-wrap-distance-left:9pt;mso-wrap-distance-top:0;mso-wrap-distance-right:9pt;mso-wrap-distance-bottom:0;mso-position-horizontal:absolute;mso-position-horizontal-relative:text;mso-position-vertical:absolute;mso-position-vertical-relative:text;mso-width-percent:0;mso-height-percent:0;mso-width-relative:page;mso-height-relative:page;v-text-anchor:top" o:gfxdata="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">
+              <v:rect w14:anchorId="3E3897EE" id="Rectangle 522" o:spid="_x0000_s1029" style="position:absolute;left:0;text-align:left;margin-left:3.45pt;margin-top:17.9pt;width:21.15pt;height:19pt;z-index:251685888;visibility:visible;mso-wrap-style:square;mso-width-percent:0;mso-height-percent:0;mso-wrap-distance-left:9pt;mso-wrap-distance-top:0;mso-wrap-distance-right:9pt;mso-wrap-distance-bottom:0;mso-position-horizontal:absolute;mso-position-horizontal-relative:text;mso-position-vertical:absolute;mso-position-vertical-relative:text;mso-width-percent:0;mso-height-percent:0;mso-width-relative:page;mso-height-relative:page;v-text-anchor:top" o:gfxdata="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">
                 <v:textbox>
                   <w:txbxContent>
                     <w:p>
@@ -2563,7 +2557,6 @@
         <w:tc>
           <w:tcPr>
             <w:tcW w:w="3359" w:type="dxa"/>
-            <w:shd w:val="clear" w:color="auto" w:fill="auto"/>
           </w:tcPr>
           <w:p>
             <w:pPr>
@@ -2592,7 +2585,6 @@
         <w:tc>
           <w:tcPr>
             <w:tcW w:w="1939" w:type="dxa"/>
-            <w:shd w:val="clear" w:color="auto" w:fill="auto"/>
           </w:tcPr>
           <w:p>
             <w:pPr>
@@ -2617,7 +2609,7 @@
               <mc:AlternateContent>
                 <mc:Choice Requires="wps">
                   <w:drawing>
-                    <wp:anchor distT="45720" distB="45720" distL="114300" distR="114300" simplePos="0" relativeHeight="251686912" behindDoc="0" locked="0" layoutInCell="1" allowOverlap="1" wp14:anchorId="17AA2128" wp14:editId="74C6BA78">
+                    <wp:anchor distT="45720" distB="45720" distL="114300" distR="114300" simplePos="0" relativeHeight="251686912" behindDoc="0" locked="0" layoutInCell="1" allowOverlap="1" wp14:anchorId="7970A7B2" wp14:editId="71DE44FB">
                       <wp:simplePos x="0" y="0"/>
                       <wp:positionH relativeFrom="column">
                         <wp:posOffset>145415</wp:posOffset>
@@ -2680,7 +2672,7 @@
                 </mc:Choice>
                 <mc:Fallback>
                   <w:pict>
-                    <v:shape w14:anchorId="17AA2128" id="Text Box 2" o:spid="_x0000_s1030" type="#_x0000_t202" style="position:absolute;left:0;text-align:left;margin-left:11.45pt;margin-top:2.55pt;width:22.9pt;height:17.8pt;z-index:251686912;visibility:visible;mso-wrap-style:square;mso-width-percent:0;mso-height-percent:0;mso-wrap-distance-left:9pt;mso-wrap-distance-top:3.6pt;mso-wrap-distance-right:9pt;mso-wrap-distance-bottom:3.6pt;mso-position-horizontal:absolute;mso-position-horizontal-relative:text;mso-position-vertical:absolute;mso-position-vertical-relative:text;mso-width-percent:0;mso-height-percent:0;mso-width-relative:margin;mso-height-relative:margin;v-text-anchor:top" o:gfxdata="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">
+                    <v:shape w14:anchorId="7970A7B2" id="Text Box 2" o:spid="_x0000_s1030" type="#_x0000_t202" style="position:absolute;left:0;text-align:left;margin-left:11.45pt;margin-top:2.55pt;width:22.9pt;height:17.8pt;z-index:251686912;visibility:visible;mso-wrap-style:square;mso-width-percent:0;mso-height-percent:0;mso-wrap-distance-left:9pt;mso-wrap-distance-top:3.6pt;mso-wrap-distance-right:9pt;mso-wrap-distance-bottom:3.6pt;mso-position-horizontal:absolute;mso-position-horizontal-relative:text;mso-position-vertical:absolute;mso-position-vertical-relative:text;mso-width-percent:0;mso-height-percent:0;mso-width-relative:margin;mso-height-relative:margin;v-text-anchor:top" o:gfxdata="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">
                       <v:textbox>
                         <w:txbxContent>
                           <w:p/>
@@ -2701,7 +2693,6 @@
         <w:tc>
           <w:tcPr>
             <w:tcW w:w="3359" w:type="dxa"/>
-            <w:shd w:val="clear" w:color="auto" w:fill="auto"/>
           </w:tcPr>
           <w:p>
             <w:pPr>
@@ -2730,7 +2721,6 @@
         <w:tc>
           <w:tcPr>
             <w:tcW w:w="1939" w:type="dxa"/>
-            <w:shd w:val="clear" w:color="auto" w:fill="auto"/>
           </w:tcPr>
           <w:p>
             <w:pPr>
@@ -2755,7 +2745,7 @@
               <mc:AlternateContent>
                 <mc:Choice Requires="wps">
                   <w:drawing>
-                    <wp:anchor distT="45720" distB="45720" distL="114300" distR="114300" simplePos="0" relativeHeight="251687936" behindDoc="0" locked="0" layoutInCell="1" allowOverlap="1" wp14:anchorId="06EC7D9E" wp14:editId="399BB8CB">
+                    <wp:anchor distT="45720" distB="45720" distL="114300" distR="114300" simplePos="0" relativeHeight="251687936" behindDoc="0" locked="0" layoutInCell="1" allowOverlap="1" wp14:anchorId="770951FB" wp14:editId="3B9B13AD">
                       <wp:simplePos x="0" y="0"/>
                       <wp:positionH relativeFrom="column">
                         <wp:posOffset>145415</wp:posOffset>
@@ -2818,7 +2808,7 @@
                 </mc:Choice>
                 <mc:Fallback>
                   <w:pict>
-                    <v:shape w14:anchorId="06EC7D9E" id="_x0000_s1031" type="#_x0000_t202" style="position:absolute;left:0;text-align:left;margin-left:11.45pt;margin-top:2.45pt;width:22.9pt;height:17.8pt;z-index:251687936;visibility:visible;mso-wrap-style:square;mso-width-percent:0;mso-height-percent:0;mso-wrap-distance-left:9pt;mso-wrap-distance-top:3.6pt;mso-wrap-distance-right:9pt;mso-wrap-distance-bottom:3.6pt;mso-position-horizontal:absolute;mso-position-horizontal-relative:text;mso-position-vertical:absolute;mso-position-vertical-relative:text;mso-width-percent:0;mso-height-percent:0;mso-width-relative:margin;mso-height-relative:margin;v-text-anchor:top" o:gfxdata="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">
+                    <v:shape w14:anchorId="770951FB" id="_x0000_s1031" type="#_x0000_t202" style="position:absolute;left:0;text-align:left;margin-left:11.45pt;margin-top:2.45pt;width:22.9pt;height:17.8pt;z-index:251687936;visibility:visible;mso-wrap-style:square;mso-width-percent:0;mso-height-percent:0;mso-wrap-distance-left:9pt;mso-wrap-distance-top:3.6pt;mso-wrap-distance-right:9pt;mso-wrap-distance-bottom:3.6pt;mso-position-horizontal:absolute;mso-position-horizontal-relative:text;mso-position-vertical:absolute;mso-position-vertical-relative:text;mso-width-percent:0;mso-height-percent:0;mso-width-relative:margin;mso-height-relative:margin;v-text-anchor:top" o:gfxdata="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">
                       <v:textbox>
                         <w:txbxContent>
                           <w:p/>
@@ -2839,7 +2829,6 @@
         <w:tc>
           <w:tcPr>
             <w:tcW w:w="3359" w:type="dxa"/>
-            <w:shd w:val="clear" w:color="auto" w:fill="auto"/>
           </w:tcPr>
           <w:p>
             <w:pPr>
@@ -2868,7 +2857,6 @@
         <w:tc>
           <w:tcPr>
             <w:tcW w:w="1939" w:type="dxa"/>
-            <w:shd w:val="clear" w:color="auto" w:fill="auto"/>
           </w:tcPr>
           <w:p>
             <w:pPr>
@@ -2893,7 +2881,7 @@
               <mc:AlternateContent>
                 <mc:Choice Requires="wps">
                   <w:drawing>
-                    <wp:anchor distT="45720" distB="45720" distL="114300" distR="114300" simplePos="0" relativeHeight="251688960" behindDoc="0" locked="0" layoutInCell="1" allowOverlap="1" wp14:anchorId="260D0589" wp14:editId="5C9A1EAD">
+                    <wp:anchor distT="45720" distB="45720" distL="114300" distR="114300" simplePos="0" relativeHeight="251688960" behindDoc="0" locked="0" layoutInCell="1" allowOverlap="1" wp14:anchorId="474EB9AD" wp14:editId="3235F5EB">
                       <wp:simplePos x="0" y="0"/>
                       <wp:positionH relativeFrom="column">
                         <wp:posOffset>145415</wp:posOffset>
@@ -2956,7 +2944,7 @@
                 </mc:Choice>
                 <mc:Fallback>
                   <w:pict>
-                    <v:shape w14:anchorId="260D0589" id="_x0000_s1032" type="#_x0000_t202" style="position:absolute;left:0;text-align:left;margin-left:11.45pt;margin-top:2.35pt;width:22.9pt;height:17.8pt;z-index:251688960;visibility:visible;mso-wrap-style:square;mso-width-percent:0;mso-height-percent:0;mso-wrap-distance-left:9pt;mso-wrap-distance-top:3.6pt;mso-wrap-distance-right:9pt;mso-wrap-distance-bottom:3.6pt;mso-position-horizontal:absolute;mso-position-horizontal-relative:text;mso-position-vertical:absolute;mso-position-vertical-relative:text;mso-width-percent:0;mso-height-percent:0;mso-width-relative:margin;mso-height-relative:margin;v-text-anchor:top" o:gfxdata="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">
+                    <v:shape w14:anchorId="474EB9AD" id="_x0000_s1032" type="#_x0000_t202" style="position:absolute;left:0;text-align:left;margin-left:11.45pt;margin-top:2.35pt;width:22.9pt;height:17.8pt;z-index:251688960;visibility:visible;mso-wrap-style:square;mso-width-percent:0;mso-height-percent:0;mso-wrap-distance-left:9pt;mso-wrap-distance-top:3.6pt;mso-wrap-distance-right:9pt;mso-wrap-distance-bottom:3.6pt;mso-position-horizontal:absolute;mso-position-horizontal-relative:text;mso-position-vertical:absolute;mso-position-vertical-relative:text;mso-width-percent:0;mso-height-percent:0;mso-width-relative:margin;mso-height-relative:margin;v-text-anchor:top" o:gfxdata="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">
                       <v:textbox>
                         <w:txbxContent>
                           <w:p/>
@@ -2977,7 +2965,6 @@
         <w:tc>
           <w:tcPr>
             <w:tcW w:w="3359" w:type="dxa"/>
-            <w:shd w:val="clear" w:color="auto" w:fill="auto"/>
           </w:tcPr>
           <w:p>
             <w:pPr>
@@ -3006,7 +2993,6 @@
         <w:tc>
           <w:tcPr>
             <w:tcW w:w="1939" w:type="dxa"/>
-            <w:shd w:val="clear" w:color="auto" w:fill="auto"/>
           </w:tcPr>
           <w:p>
             <w:pPr>
@@ -3031,7 +3017,7 @@
               <mc:AlternateContent>
                 <mc:Choice Requires="wps">
                   <w:drawing>
-                    <wp:anchor distT="45720" distB="45720" distL="114300" distR="114300" simplePos="0" relativeHeight="251689984" behindDoc="0" locked="0" layoutInCell="1" allowOverlap="1" wp14:anchorId="1F97BEBF" wp14:editId="1B7D6E72">
+                    <wp:anchor distT="45720" distB="45720" distL="114300" distR="114300" simplePos="0" relativeHeight="251689984" behindDoc="0" locked="0" layoutInCell="1" allowOverlap="1" wp14:anchorId="5B280A91" wp14:editId="2A2A407B">
                       <wp:simplePos x="0" y="0"/>
                       <wp:positionH relativeFrom="column">
                         <wp:posOffset>145415</wp:posOffset>
@@ -3094,7 +3080,7 @@
                 </mc:Choice>
                 <mc:Fallback>
                   <w:pict>
-                    <v:shape w14:anchorId="1F97BEBF" id="_x0000_s1033" type="#_x0000_t202" style="position:absolute;left:0;text-align:left;margin-left:11.45pt;margin-top:2.25pt;width:22.9pt;height:17.8pt;z-index:251689984;visibility:visible;mso-wrap-style:square;mso-width-percent:0;mso-height-percent:0;mso-wrap-distance-left:9pt;mso-wrap-distance-top:3.6pt;mso-wrap-distance-right:9pt;mso-wrap-distance-bottom:3.6pt;mso-position-horizontal:absolute;mso-position-horizontal-relative:text;mso-position-vertical:absolute;mso-position-vertical-relative:text;mso-width-percent:0;mso-height-percent:0;mso-width-relative:margin;mso-height-relative:margin;v-text-anchor:top" o:gfxdata="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">
+                    <v:shape w14:anchorId="5B280A91" id="_x0000_s1033" type="#_x0000_t202" style="position:absolute;left:0;text-align:left;margin-left:11.45pt;margin-top:2.25pt;width:22.9pt;height:17.8pt;z-index:251689984;visibility:visible;mso-wrap-style:square;mso-width-percent:0;mso-height-percent:0;mso-wrap-distance-left:9pt;mso-wrap-distance-top:3.6pt;mso-wrap-distance-right:9pt;mso-wrap-distance-bottom:3.6pt;mso-position-horizontal:absolute;mso-position-horizontal-relative:text;mso-position-vertical:absolute;mso-position-vertical-relative:text;mso-width-percent:0;mso-height-percent:0;mso-width-relative:margin;mso-height-relative:margin;v-text-anchor:top" o:gfxdata="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">
                       <v:textbox>
                         <w:txbxContent>
                           <w:p/>
@@ -3160,8 +3146,8 @@
           <w:lang w:eastAsia="x-none"/>
         </w:rPr>
       </w:pPr>
-      <w:bookmarkStart w:id="7" w:name="_Hlk177941885"/>
-      <w:bookmarkStart w:id="8" w:name="_Hlk177941696"/>
+      <w:bookmarkStart w:id="6" w:name="_Hlk177941885"/>
+      <w:bookmarkStart w:id="7" w:name="_Hlk177941696"/>
     </w:p>
     <w:p>
       <w:pPr>
@@ -3362,16 +3348,16 @@
         </w:rPr>
         <w:t xml:space="preserve">THAY ĐỔI </w:t>
       </w:r>
+      <w:bookmarkEnd w:id="6"/>
+      <w:r>
+        <w:rPr>
+          <w:rFonts w:ascii="Times New Roman" w:eastAsia="Calibri" w:hAnsi="Times New Roman" w:cs="Times New Roman"/>
+          <w:sz w:val="28"/>
+          <w:szCs w:val="28"/>
+        </w:rPr>
+        <w:t>NGÀNH, NGHỀ KINH DOANH</w:t>
+      </w:r>
       <w:bookmarkEnd w:id="7"/>
-      <w:r>
-        <w:rPr>
-          <w:rFonts w:ascii="Times New Roman" w:eastAsia="Calibri" w:hAnsi="Times New Roman" w:cs="Times New Roman"/>
-          <w:sz w:val="28"/>
-          <w:szCs w:val="28"/>
-        </w:rPr>
-        <w:t>NGÀNH, NGHỀ KINH DOANH</w:t>
-      </w:r>
-      <w:bookmarkEnd w:id="8"/>
       <w:r>
         <w:rPr>
           <w:rFonts w:ascii="Times New Roman" w:eastAsia="Calibri" w:hAnsi="Times New Roman" w:cs="Times New Roman"/>
@@ -6056,7 +6042,7 @@
         <mc:AlternateContent>
           <mc:Choice Requires="wps">
             <w:drawing>
-              <wp:anchor distT="0" distB="0" distL="114300" distR="114300" simplePos="0" relativeHeight="251662336" behindDoc="0" locked="0" layoutInCell="1" allowOverlap="1" wp14:anchorId="2B3BC33A" wp14:editId="2EBD52ED">
+              <wp:anchor distT="0" distB="0" distL="114300" distR="114300" simplePos="0" relativeHeight="251662336" behindDoc="0" locked="0" layoutInCell="1" allowOverlap="1" wp14:anchorId="31F8866D" wp14:editId="2649D1F9">
                 <wp:simplePos x="0" y="0"/>
                 <wp:positionH relativeFrom="column">
                   <wp:posOffset>91440</wp:posOffset>
@@ -6126,7 +6112,7 @@
           </mc:Choice>
           <mc:Fallback>
             <w:pict>
-              <v:rect w14:anchorId="2B3BC33A" id="Rectangle 577" o:spid="_x0000_s1034" style="position:absolute;left:0;text-align:left;margin-left:7.2pt;margin-top:-.55pt;width:19.05pt;height:16.95pt;z-index:251662336;visibility:visible;mso-wrap-style:square;mso-width-percent:0;mso-height-percent:0;mso-wrap-distance-left:9pt;mso-wrap-distance-top:0;mso-wrap-distance-right:9pt;mso-wrap-distance-bottom:0;mso-position-horizontal:absolute;mso-position-horizontal-relative:text;mso-position-vertical:absolute;mso-position-vertical-relative:text;mso-width-percent:0;mso-height-percent:0;mso-width-relative:page;mso-height-relative:page;v-text-anchor:top" o:gfxdata="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">
+              <v:rect w14:anchorId="31F8866D" id="Rectangle 577" o:spid="_x0000_s1034" style="position:absolute;left:0;text-align:left;margin-left:7.2pt;margin-top:-.55pt;width:19.05pt;height:16.95pt;z-index:251662336;visibility:visible;mso-wrap-style:square;mso-width-percent:0;mso-height-percent:0;mso-wrap-distance-left:9pt;mso-wrap-distance-top:0;mso-wrap-distance-right:9pt;mso-wrap-distance-bottom:0;mso-position-horizontal:absolute;mso-position-horizontal-relative:text;mso-position-vertical:absolute;mso-position-vertical-relative:text;mso-width-percent:0;mso-height-percent:0;mso-width-relative:page;mso-height-relative:page;v-text-anchor:top" o:gfxdata="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">
                 <v:textbox>
                   <w:txbxContent>
                     <w:p>
@@ -6699,7 +6685,7 @@
 </file>
 
 <file path=word/endnotes.xml><?xml version="1.0" encoding="utf-8"?>
-<w:endnotes xmlns:wpc="http://schemas.microsoft.com/office/word/2010/wordprocessingCanvas" xmlns:cx="http://schemas.microsoft.com/office/drawing/2014/chartex" xmlns:cx1="http://schemas.microsoft.com/office/drawing/2015/9/8/chartex" xmlns:mc="http://schemas.openxmlformats.org/markup-compatibility/2006" xmlns:o="urn:schemas-microsoft-com:office:office" xmlns:r="http://schemas.openxmlformats.org/officeDocument/2006/relationships" xmlns:m="http://schemas.openxmlformats.org/officeDocument/2006/math" xmlns:v="urn:schemas-microsoft-com:vml" xmlns:wp14="http://schemas.microsoft.com/office/word/2010/wordprocessingDrawing" xmlns:wp="http://schemas.openxmlformats.org/drawingml/2006/wordprocessingDrawing" xmlns:w10="urn:schemas-microsoft-com:office:word" xmlns:w="http://schemas.openxmlformats.org/wordprocessingml/2006/main" xmlns:w14="http://schemas.microsoft.com/office/word/2010/wordml" xmlns:w15="http://schemas.microsoft.com/office/word/2012/wordml" xmlns:w16se="http://schemas.microsoft.com/office/word/2015/wordml/symex" xmlns:wpg="http://schemas.microsoft.com/office/word/2010/wordprocessingGroup" xmlns:wpi="http://schemas.microsoft.com/office/word/2010/wordprocessingInk" xmlns:wne="http://schemas.microsoft.com/office/word/2006/wordml" xmlns:wps="http://schemas.microsoft.com/office/word/2010/wordprocessingShape" mc:Ignorable="w14 w15 w16se wp14">
+<w:endnotes xmlns:wpc="http://schemas.microsoft.com/office/word/2010/wordprocessingCanvas" xmlns:cx="http://schemas.microsoft.com/office/drawing/2014/chartex" xmlns:cx1="http://schemas.microsoft.com/office/drawing/2015/9/8/chartex" xmlns:cx2="http://schemas.microsoft.com/office/drawing/2015/10/21/chartex" xmlns:cx3="http://schemas.microsoft.com/office/drawing/2016/5/9/chartex" xmlns:cx4="http://schemas.microsoft.com/office/drawing/2016/5/10/chartex" xmlns:cx5="http://schemas.microsoft.com/office/drawing/2016/5/11/chartex" xmlns:cx6="http://schemas.microsoft.com/office/drawing/2016/5/12/chartex" xmlns:cx7="http://schemas.microsoft.com/office/drawing/2016/5/13/chartex" xmlns:cx8="http://schemas.microsoft.com/office/drawing/2016/5/14/chartex" xmlns:mc="http://schemas.openxmlformats.org/markup-compatibility/2006" xmlns:aink="http://schemas.microsoft.com/office/drawing/2016/ink" xmlns:am3d="http://schemas.microsoft.com/office/drawing/2017/model3d" xmlns:o="urn:schemas-microsoft-com:office:office" xmlns:oel="http://schemas.microsoft.com/office/2019/extlst" xmlns:r="http://schemas.openxmlformats.org/officeDocument/2006/relationships" xmlns:m="http://schemas.openxmlformats.org/officeDocument/2006/math" xmlns:v="urn:schemas-microsoft-com:vml" xmlns:wp14="http://schemas.microsoft.com/office/word/2010/wordprocessingDrawing" xmlns:wp="http://schemas.openxmlformats.org/drawingml/2006/wordprocessingDrawing" xmlns:w10="urn:schemas-microsoft-com:office:word" xmlns:w="http://schemas.openxmlformats.org/wordprocessingml/2006/main" xmlns:w14="http://schemas.microsoft.com/office/word/2010/wordml" xmlns:w15="http://schemas.microsoft.com/office/word/2012/wordml" xmlns:w16cex="http://schemas.microsoft.com/office/word/2018/wordml/cex" xmlns:w16cid="http://schemas.microsoft.com/office/word/2016/wordml/cid" xmlns:w16="http://schemas.microsoft.com/office/word/2018/wordml" xmlns:w16du="http://schemas.microsoft.com/office/word/2023/wordml/word16du" xmlns:w16sdtdh="http://schemas.microsoft.com/office/word/2020/wordml/sdtdatahash" xmlns:w16sdtfl="http://schemas.microsoft.com/office/word/2024/wordml/sdtformatlock" xmlns:w16se="http://schemas.microsoft.com/office/word/2015/wordml/symex" xmlns:wpg="http://schemas.microsoft.com/office/word/2010/wordprocessingGroup" xmlns:wpi="http://schemas.microsoft.com/office/word/2010/wordprocessingInk" xmlns:wne="http://schemas.microsoft.com/office/word/2006/wordml" xmlns:wps="http://schemas.microsoft.com/office/word/2010/wordprocessingShape" mc:Ignorable="w14 w15 w16se w16cid w16 w16cex w16sdtdh w16sdtfl w16du wp14">
   <w:endnote w:type="separator" w:id="-1">
     <w:p>
       <w:pPr>
@@ -6724,7 +6710,7 @@
 </file>
 
 <file path=word/footnotes.xml><?xml version="1.0" encoding="utf-8"?>
-<w:footnotes xmlns:wpc="http://schemas.microsoft.com/office/word/2010/wordprocessingCanvas" xmlns:cx="http://schemas.microsoft.com/office/drawing/2014/chartex" xmlns:cx1="http://schemas.microsoft.com/office/drawing/2015/9/8/chartex" xmlns:mc="http://schemas.openxmlformats.org/markup-compatibility/2006" xmlns:o="urn:schemas-microsoft-com:office:office" xmlns:r="http://schemas.openxmlformats.org/officeDocument/2006/relationships" xmlns:m="http://schemas.openxmlformats.org/officeDocument/2006/math" xmlns:v="urn:schemas-microsoft-com:vml" xmlns:wp14="http://schemas.microsoft.com/office/word/2010/wordprocessingDrawing" xmlns:wp="http://schemas.openxmlformats.org/drawingml/2006/wordprocessingDrawing" xmlns:w10="urn:schemas-microsoft-com:office:word" xmlns:w="http://schemas.openxmlformats.org/wordprocessingml/2006/main" xmlns:w14="http://schemas.microsoft.com/office/word/2010/wordml" xmlns:w15="http://schemas.microsoft.com/office/word/2012/wordml" xmlns:w16se="http://schemas.microsoft.com/office/word/2015/wordml/symex" xmlns:wpg="http://schemas.microsoft.com/office/word/2010/wordprocessingGroup" xmlns:wpi="http://schemas.microsoft.com/office/word/2010/wordprocessingInk" xmlns:wne="http://schemas.microsoft.com/office/word/2006/wordml" xmlns:wps="http://schemas.microsoft.com/office/word/2010/wordprocessingShape" mc:Ignorable="w14 w15 w16se wp14">
+<w:footnotes xmlns:wpc="http://schemas.microsoft.com/office/word/2010/wordprocessingCanvas" xmlns:cx="http://schemas.microsoft.com/office/drawing/2014/chartex" xmlns:cx1="http://schemas.microsoft.com/office/drawing/2015/9/8/chartex" xmlns:cx2="http://schemas.microsoft.com/office/drawing/2015/10/21/chartex" xmlns:cx3="http://schemas.microsoft.com/office/drawing/2016/5/9/chartex" xmlns:cx4="http://schemas.microsoft.com/office/drawing/2016/5/10/chartex" xmlns:cx5="http://schemas.microsoft.com/office/drawing/2016/5/11/chartex" xmlns:cx6="http://schemas.microsoft.com/office/drawing/2016/5/12/chartex" xmlns:cx7="http://schemas.microsoft.com/office/drawing/2016/5/13/chartex" xmlns:cx8="http://schemas.microsoft.com/office/drawing/2016/5/14/chartex" xmlns:mc="http://schemas.openxmlformats.org/markup-compatibility/2006" xmlns:aink="http://schemas.microsoft.com/office/drawing/2016/ink" xmlns:am3d="http://schemas.microsoft.com/office/drawing/2017/model3d" xmlns:o="urn:schemas-microsoft-com:office:office" xmlns:oel="http://schemas.microsoft.com/office/2019/extlst" xmlns:r="http://schemas.openxmlformats.org/officeDocument/2006/relationships" xmlns:m="http://schemas.openxmlformats.org/officeDocument/2006/math" xmlns:v="urn:schemas-microsoft-com:vml" xmlns:wp14="http://schemas.microsoft.com/office/word/2010/wordprocessingDrawing" xmlns:wp="http://schemas.openxmlformats.org/drawingml/2006/wordprocessingDrawing" xmlns:w10="urn:schemas-microsoft-com:office:word" xmlns:w="http://schemas.openxmlformats.org/wordprocessingml/2006/main" xmlns:w14="http://schemas.microsoft.com/office/word/2010/wordml" xmlns:w15="http://schemas.microsoft.com/office/word/2012/wordml" xmlns:w16cex="http://schemas.microsoft.com/office/word/2018/wordml/cex" xmlns:w16cid="http://schemas.microsoft.com/office/word/2016/wordml/cid" xmlns:w16="http://schemas.microsoft.com/office/word/2018/wordml" xmlns:w16du="http://schemas.microsoft.com/office/word/2023/wordml/word16du" xmlns:w16sdtdh="http://schemas.microsoft.com/office/word/2020/wordml/sdtdatahash" xmlns:w16sdtfl="http://schemas.microsoft.com/office/word/2024/wordml/sdtformatlock" xmlns:w16se="http://schemas.microsoft.com/office/word/2015/wordml/symex" xmlns:wpg="http://schemas.microsoft.com/office/word/2010/wordprocessingGroup" xmlns:wpi="http://schemas.microsoft.com/office/word/2010/wordprocessingInk" xmlns:wne="http://schemas.microsoft.com/office/word/2006/wordml" xmlns:wps="http://schemas.microsoft.com/office/word/2010/wordprocessingShape" mc:Ignorable="w14 w15 w16se w16cid w16 w16cex w16sdtdh w16sdtfl w16du wp14">
   <w:footnote w:type="separator" w:id="-1">
     <w:p>
       <w:pPr>
@@ -6926,7 +6912,7 @@
 </file>
 
 <file path=word/header1.xml><?xml version="1.0" encoding="utf-8"?>
-<w:hdr xmlns:wpc="http://schemas.microsoft.com/office/word/2010/wordprocessingCanvas" xmlns:cx="http://schemas.microsoft.com/office/drawing/2014/chartex" xmlns:cx1="http://schemas.microsoft.com/office/drawing/2015/9/8/chartex" xmlns:mc="http://schemas.openxmlformats.org/markup-compatibility/2006" xmlns:o="urn:schemas-microsoft-com:office:office" xmlns:r="http://schemas.openxmlformats.org/officeDocument/2006/relationships" xmlns:m="http://schemas.openxmlformats.org/officeDocument/2006/math" xmlns:v="urn:schemas-microsoft-com:vml" xmlns:wp14="http://schemas.microsoft.com/office/word/2010/wordprocessingDrawing" xmlns:wp="http://schemas.openxmlformats.org/drawingml/2006/wordprocessingDrawing" xmlns:w10="urn:schemas-microsoft-com:office:word" xmlns:w="http://schemas.openxmlformats.org/wordprocessingml/2006/main" xmlns:w14="http://schemas.microsoft.com/office/word/2010/wordml" xmlns:w15="http://schemas.microsoft.com/office/word/2012/wordml" xmlns:w16se="http://schemas.microsoft.com/office/word/2015/wordml/symex" xmlns:wpg="http://schemas.microsoft.com/office/word/2010/wordprocessingGroup" xmlns:wpi="http://schemas.microsoft.com/office/word/2010/wordprocessingInk" xmlns:wne="http://schemas.microsoft.com/office/word/2006/wordml" xmlns:wps="http://schemas.microsoft.com/office/word/2010/wordprocessingShape" mc:Ignorable="w14 w15 w16se wp14">
+<w:hdr xmlns:wpc="http://schemas.microsoft.com/office/word/2010/wordprocessingCanvas" xmlns:cx="http://schemas.microsoft.com/office/drawing/2014/chartex" xmlns:cx1="http://schemas.microsoft.com/office/drawing/2015/9/8/chartex" xmlns:cx2="http://schemas.microsoft.com/office/drawing/2015/10/21/chartex" xmlns:cx3="http://schemas.microsoft.com/office/drawing/2016/5/9/chartex" xmlns:cx4="http://schemas.microsoft.com/office/drawing/2016/5/10/chartex" xmlns:cx5="http://schemas.microsoft.com/office/drawing/2016/5/11/chartex" xmlns:cx6="http://schemas.microsoft.com/office/drawing/2016/5/12/chartex" xmlns:cx7="http://schemas.microsoft.com/office/drawing/2016/5/13/chartex" xmlns:cx8="http://schemas.microsoft.com/office/drawing/2016/5/14/chartex" xmlns:mc="http://schemas.openxmlformats.org/markup-compatibility/2006" xmlns:aink="http://schemas.microsoft.com/office/drawing/2016/ink" xmlns:am3d="http://schemas.microsoft.com/office/drawing/2017/model3d" xmlns:o="urn:schemas-microsoft-com:office:office" xmlns:oel="http://schemas.microsoft.com/office/2019/extlst" xmlns:r="http://schemas.openxmlformats.org/officeDocument/2006/relationships" xmlns:m="http://schemas.openxmlformats.org/officeDocument/2006/math" xmlns:v="urn:schemas-microsoft-com:vml" xmlns:wp14="http://schemas.microsoft.com/office/word/2010/wordprocessingDrawing" xmlns:wp="http://schemas.openxmlformats.org/drawingml/2006/wordprocessingDrawing" xmlns:w10="urn:schemas-microsoft-com:office:word" xmlns:w="http://schemas.openxmlformats.org/wordprocessingml/2006/main" xmlns:w14="http://schemas.microsoft.com/office/word/2010/wordml" xmlns:w15="http://schemas.microsoft.com/office/word/2012/wordml" xmlns:w16cex="http://schemas.microsoft.com/office/word/2018/wordml/cex" xmlns:w16cid="http://schemas.microsoft.com/office/word/2016/wordml/cid" xmlns:w16="http://schemas.microsoft.com/office/word/2018/wordml" xmlns:w16du="http://schemas.microsoft.com/office/word/2023/wordml/word16du" xmlns:w16sdtdh="http://schemas.microsoft.com/office/word/2020/wordml/sdtdatahash" xmlns:w16sdtfl="http://schemas.microsoft.com/office/word/2024/wordml/sdtformatlock" xmlns:w16se="http://schemas.microsoft.com/office/word/2015/wordml/symex" xmlns:wpg="http://schemas.microsoft.com/office/word/2010/wordprocessingGroup" xmlns:wpi="http://schemas.microsoft.com/office/word/2010/wordprocessingInk" xmlns:wne="http://schemas.microsoft.com/office/word/2006/wordml" xmlns:wps="http://schemas.microsoft.com/office/word/2010/wordprocessingShape" mc:Ignorable="w14 w15 w16se w16cid w16 w16cex w16sdtdh w16sdtfl w16du wp14">
   <w:p>
     <w:pPr>
       <w:pStyle w:val="Header"/>
@@ -6937,7 +6923,7 @@
 </file>
 
 <file path=word/numbering.xml><?xml version="1.0" encoding="utf-8"?>
-<w:numbering xmlns:wpc="http://schemas.microsoft.com/office/word/2010/wordprocessingCanvas" xmlns:cx="http://schemas.microsoft.com/office/drawing/2014/chartex" xmlns:cx1="http://schemas.microsoft.com/office/drawing/2015/9/8/chartex" xmlns:mc="http://schemas.openxmlformats.org/markup-compatibility/2006" xmlns:o="urn:schemas-microsoft-com:office:office" xmlns:r="http://schemas.openxmlformats.org/officeDocument/2006/relationships" xmlns:m="http://schemas.openxmlformats.org/officeDocument/2006/math" xmlns:v="urn:schemas-microsoft-com:vml" xmlns:wp14="http://schemas.microsoft.com/office/word/2010/wordprocessingDrawing" xmlns:wp="http://schemas.openxmlformats.org/drawingml/2006/wordprocessingDrawing" xmlns:w10="urn:schemas-microsoft-com:office:word" xmlns:w="http://schemas.openxmlformats.org/wordprocessingml/2006/main" xmlns:w14="http://schemas.microsoft.com/office/word/2010/wordml" xmlns:w15="http://schemas.microsoft.com/office/word/2012/wordml" xmlns:w16se="http://schemas.microsoft.com/office/word/2015/wordml/symex" xmlns:wpg="http://schemas.microsoft.com/office/word/2010/wordprocessingGroup" xmlns:wpi="http://schemas.microsoft.com/office/word/2010/wordprocessingInk" xmlns:wne="http://schemas.microsoft.com/office/word/2006/wordml" xmlns:wps="http://schemas.microsoft.com/office/word/2010/wordprocessingShape" mc:Ignorable="w14 w15 w16se wp14">
+<w:numbering xmlns:wpc="http://schemas.microsoft.com/office/word/2010/wordprocessingCanvas" xmlns:cx="http://schemas.microsoft.com/office/drawing/2014/chartex" xmlns:cx1="http://schemas.microsoft.com/office/drawing/2015/9/8/chartex" xmlns:cx2="http://schemas.microsoft.com/office/drawing/2015/10/21/chartex" xmlns:cx3="http://schemas.microsoft.com/office/drawing/2016/5/9/chartex" xmlns:cx4="http://schemas.microsoft.com/office/drawing/2016/5/10/chartex" xmlns:cx5="http://schemas.microsoft.com/office/drawing/2016/5/11/chartex" xmlns:cx6="http://schemas.microsoft.com/office/drawing/2016/5/12/chartex" xmlns:cx7="http://schemas.microsoft.com/office/drawing/2016/5/13/chartex" xmlns:cx8="http://schemas.microsoft.com/office/drawing/2016/5/14/chartex" xmlns:mc="http://schemas.openxmlformats.org/markup-compatibility/2006" xmlns:aink="http://schemas.microsoft.com/office/drawing/2016/ink" xmlns:am3d="http://schemas.microsoft.com/office/drawing/2017/model3d" xmlns:o="urn:schemas-microsoft-com:office:office" xmlns:oel="http://schemas.microsoft.com/office/2019/extlst" xmlns:r="http://schemas.openxmlformats.org/officeDocument/2006/relationships" xmlns:m="http://schemas.openxmlformats.org/officeDocument/2006/math" xmlns:v="urn:schemas-microsoft-com:vml" xmlns:wp14="http://schemas.microsoft.com/office/word/2010/wordprocessingDrawing" xmlns:wp="http://schemas.openxmlformats.org/drawingml/2006/wordprocessingDrawing" xmlns:w10="urn:schemas-microsoft-com:office:word" xmlns:w="http://schemas.openxmlformats.org/wordprocessingml/2006/main" xmlns:w14="http://schemas.microsoft.com/office/word/2010/wordml" xmlns:w15="http://schemas.microsoft.com/office/word/2012/wordml" xmlns:w16cex="http://schemas.microsoft.com/office/word/2018/wordml/cex" xmlns:w16cid="http://schemas.microsoft.com/office/word/2016/wordml/cid" xmlns:w16="http://schemas.microsoft.com/office/word/2018/wordml" xmlns:w16du="http://schemas.microsoft.com/office/word/2023/wordml/word16du" xmlns:w16sdtdh="http://schemas.microsoft.com/office/word/2020/wordml/sdtdatahash" xmlns:w16sdtfl="http://schemas.microsoft.com/office/word/2024/wordml/sdtformatlock" xmlns:w16se="http://schemas.microsoft.com/office/word/2015/wordml/symex" xmlns:wpg="http://schemas.microsoft.com/office/word/2010/wordprocessingGroup" xmlns:wpi="http://schemas.microsoft.com/office/word/2010/wordprocessingInk" xmlns:wne="http://schemas.microsoft.com/office/word/2006/wordml" xmlns:wps="http://schemas.microsoft.com/office/word/2010/wordprocessingShape" mc:Ignorable="w14 w15 w16se w16cid w16 w16cex w16sdtdh w16sdtfl w16du wp14">
   <w:abstractNum w:abstractNumId="0" w15:restartNumberingAfterBreak="0">
     <w:nsid w:val="0616378E"/>
     <w:multiLevelType w:val="hybridMultilevel"/>
@@ -7485,13 +7471,13 @@
       </w:pPr>
     </w:lvl>
   </w:abstractNum>
-  <w:num w:numId="1">
+  <w:num w:numId="1" w16cid:durableId="1509446649">
     <w:abstractNumId w:val="4"/>
   </w:num>
-  <w:num w:numId="2">
+  <w:num w:numId="2" w16cid:durableId="74591334">
     <w:abstractNumId w:val="3"/>
   </w:num>
-  <w:num w:numId="3">
+  <w:num w:numId="3" w16cid:durableId="720713804">
     <w:abstractNumId w:val="3"/>
     <w:lvlOverride w:ilvl="0">
       <w:startOverride w:val="1"/>
@@ -7521,20 +7507,20 @@
       <w:startOverride w:val="1"/>
     </w:lvlOverride>
   </w:num>
-  <w:num w:numId="4">
+  <w:num w:numId="4" w16cid:durableId="1553269799">
     <w:abstractNumId w:val="0"/>
   </w:num>
-  <w:num w:numId="5">
+  <w:num w:numId="5" w16cid:durableId="286400110">
     <w:abstractNumId w:val="1"/>
   </w:num>
-  <w:num w:numId="6">
+  <w:num w:numId="6" w16cid:durableId="1126436310">
     <w:abstractNumId w:val="2"/>
   </w:num>
 </w:numbering>
 </file>
 
 <file path=word/styles.xml><?xml version="1.0" encoding="utf-8"?>
-<w:styles xmlns:mc="http://schemas.openxmlformats.org/markup-compatibility/2006" xmlns:r="http://schemas.openxmlformats.org/officeDocument/2006/relationships" xmlns:w="http://schemas.openxmlformats.org/wordprocessingml/2006/main" xmlns:w14="http://schemas.microsoft.com/office/word/2010/wordml" xmlns:w15="http://schemas.microsoft.com/office/word/2012/wordml" xmlns:w16se="http://schemas.microsoft.com/office/word/2015/wordml/symex" mc:Ignorable="w14 w15 w16se">
+<w:styles xmlns:mc="http://schemas.openxmlformats.org/markup-compatibility/2006" xmlns:r="http://schemas.openxmlformats.org/officeDocument/2006/relationships" xmlns:w="http://schemas.openxmlformats.org/wordprocessingml/2006/main" xmlns:w14="http://schemas.microsoft.com/office/word/2010/wordml" xmlns:w15="http://schemas.microsoft.com/office/word/2012/wordml" xmlns:w16cex="http://schemas.microsoft.com/office/word/2018/wordml/cex" xmlns:w16cid="http://schemas.microsoft.com/office/word/2016/wordml/cid" xmlns:w16="http://schemas.microsoft.com/office/word/2018/wordml" xmlns:w16du="http://schemas.microsoft.com/office/word/2023/wordml/word16du" xmlns:w16sdtdh="http://schemas.microsoft.com/office/word/2020/wordml/sdtdatahash" xmlns:w16sdtfl="http://schemas.microsoft.com/office/word/2024/wordml/sdtformatlock" xmlns:w16se="http://schemas.microsoft.com/office/word/2015/wordml/symex" mc:Ignorable="w14 w15 w16se w16cid w16 w16cex w16sdtdh w16sdtfl w16du">
   <w:docDefaults>
     <w:rPrDefault>
       <w:rPr>
@@ -7550,7 +7536,7 @@
       </w:pPr>
     </w:pPrDefault>
   </w:docDefaults>
-  <w:latentStyles w:defLockedState="0" w:defUIPriority="99" w:defSemiHidden="0" w:defUnhideWhenUsed="0" w:defQFormat="0" w:count="371">
+  <w:latentStyles w:defLockedState="0" w:defUIPriority="99" w:defSemiHidden="0" w:defUnhideWhenUsed="0" w:defQFormat="0" w:count="376">
     <w:lsdException w:name="Normal" w:uiPriority="0" w:qFormat="1"/>
     <w:lsdException w:name="heading 1" w:uiPriority="9" w:qFormat="1"/>
     <w:lsdException w:name="heading 2" w:semiHidden="1" w:uiPriority="9" w:unhideWhenUsed="1" w:qFormat="1"/>
@@ -7922,6 +7908,11 @@
     <w:lsdException w:name="List Table 5 Dark Accent 6" w:uiPriority="50"/>
     <w:lsdException w:name="List Table 6 Colorful Accent 6" w:uiPriority="51"/>
     <w:lsdException w:name="List Table 7 Colorful Accent 6" w:uiPriority="52"/>
+    <w:lsdException w:name="Mention" w:semiHidden="1" w:unhideWhenUsed="1"/>
+    <w:lsdException w:name="Smart Hyperlink" w:semiHidden="1" w:unhideWhenUsed="1"/>
+    <w:lsdException w:name="Hashtag" w:semiHidden="1" w:unhideWhenUsed="1"/>
+    <w:lsdException w:name="Unresolved Mention" w:semiHidden="1" w:unhideWhenUsed="1"/>
+    <w:lsdException w:name="Smart Link" w:semiHidden="1" w:unhideWhenUsed="1"/>
   </w:latentStyles>
   <w:style w:type="paragraph" w:default="1" w:styleId="Normal">
     <w:name w:val="Normal"/>
@@ -7930,7 +7921,6 @@
   <w:style w:type="character" w:default="1" w:styleId="DefaultParagraphFont">
     <w:name w:val="Default Paragraph Font"/>
     <w:uiPriority w:val="1"/>
-    <w:semiHidden/>
     <w:unhideWhenUsed/>
   </w:style>
   <w:style w:type="table" w:default="1" w:styleId="TableNormal">

--- a/CÔNG TY TNHH MERCURY CONSULTANT/MERCURY_ThaydoiDiaChi/Mẫu số 12_DeNghiThayDoi.docx
+++ b/CÔNG TY TNHH MERCURY CONSULTANT/MERCURY_ThaydoiDiaChi/Mẫu số 12_DeNghiThayDoi.docx
@@ -2046,7 +2046,7 @@
           <w:sz w:val="28"/>
           <w:szCs w:val="28"/>
         </w:rPr>
-        <w:t>Ô G16.27, Khu Suncasa, VSIP 2A, đường K1A, khu phố 1</w:t>
+        <w:t>Ô G16.27, Khu Suncasa, VSIP 2A, đường K1A, khu 1</w:t>
       </w:r>
     </w:p>
     <w:p>
@@ -7921,6 +7921,7 @@
   <w:style w:type="character" w:default="1" w:styleId="DefaultParagraphFont">
     <w:name w:val="Default Paragraph Font"/>
     <w:uiPriority w:val="1"/>
+    <w:semiHidden/>
     <w:unhideWhenUsed/>
   </w:style>
   <w:style w:type="table" w:default="1" w:styleId="TableNormal">
